--- a/SITP/DBMS/Notes/M04_SQL.docx
+++ b/SITP/DBMS/Notes/M04_SQL.docx
@@ -60,7 +60,7 @@
         </w:p>
       </w:sdtContent>
     </w:sdt>
-    <w:bookmarkStart w:id="66" w:name="module-4-sql-structured-query-language"/>
+    <w:bookmarkStart w:id="72" w:name="module-4-sql-structured-query-language"/>
     <w:p>
       <w:pPr>
         <w:pStyle w:val="Heading1"/>
@@ -5799,7 +5799,7 @@
       </w:r>
     </w:p>
     <w:bookmarkEnd w:id="24"/>
-    <w:bookmarkStart w:id="31" w:name="aggregates-group-by-and-having"/>
+    <w:bookmarkStart w:id="32" w:name="aggregates-group-by-and-having"/>
     <w:p>
       <w:pPr>
         <w:pStyle w:val="Heading2"/>
@@ -6944,6 +6944,468 @@
         <w:t xml:space="preserve">.)</w:t>
       </w:r>
     </w:p>
+    <w:bookmarkStart w:id="31" w:name="Xb52530aa3d22e19821536db2563bb2a12f87ef0"/>
+    <w:p>
+      <w:pPr>
+        <w:pStyle w:val="Heading3"/>
+      </w:pPr>
+      <w:r>
+        <w:t xml:space="preserve">4.6A GROUP BY + HAVING vs WHERE — worked with sample output</w:t>
+      </w:r>
+    </w:p>
+    <w:p>
+      <w:pPr>
+        <w:pStyle w:val="FirstParagraph"/>
+      </w:pPr>
+      <w:r>
+        <w:t xml:space="preserve">Trace the exact clauses</w:t>
+      </w:r>
+      <w:r>
+        <w:t xml:space="preserve"> </w:t>
+      </w:r>
+      <w:r>
+        <w:rPr>
+          <w:rStyle w:val="VerbatimChar"/>
+        </w:rPr>
+        <w:t xml:space="preserve">WHERE → GROUP BY → HAVING</w:t>
+      </w:r>
+      <w:r>
+        <w:t xml:space="preserve"> </w:t>
+      </w:r>
+      <w:r>
+        <w:t xml:space="preserve">on real rows so you can see</w:t>
+      </w:r>
+      <w:r>
+        <w:t xml:space="preserve"> </w:t>
+      </w:r>
+      <w:r>
+        <w:t xml:space="preserve">each one act on a different thing (rows, then groups).</w:t>
+      </w:r>
+    </w:p>
+    <w:p>
+      <w:pPr>
+        <w:pStyle w:val="SourceCode"/>
+      </w:pPr>
+      <w:r>
+        <w:rPr>
+          <w:rStyle w:val="VerbatimChar"/>
+        </w:rPr>
+        <w:t xml:space="preserve">emp</w:t>
+      </w:r>
+      <w:r>
+        <w:br/>
+      </w:r>
+      <w:r>
+        <w:rPr>
+          <w:rStyle w:val="VerbatimChar"/>
+        </w:rPr>
+        <w:t xml:space="preserve">name | dept | sal</w:t>
+      </w:r>
+      <w:r>
+        <w:br/>
+      </w:r>
+      <w:r>
+        <w:rPr>
+          <w:rStyle w:val="VerbatimChar"/>
+        </w:rPr>
+        <w:t xml:space="preserve">A    | HR   | 30</w:t>
+      </w:r>
+      <w:r>
+        <w:br/>
+      </w:r>
+      <w:r>
+        <w:rPr>
+          <w:rStyle w:val="VerbatimChar"/>
+        </w:rPr>
+        <w:t xml:space="preserve">B    | HR   | 50</w:t>
+      </w:r>
+      <w:r>
+        <w:br/>
+      </w:r>
+      <w:r>
+        <w:rPr>
+          <w:rStyle w:val="VerbatimChar"/>
+        </w:rPr>
+        <w:t xml:space="preserve">C    | HR   | 0        &lt;- sal = 0</w:t>
+      </w:r>
+      <w:r>
+        <w:br/>
+      </w:r>
+      <w:r>
+        <w:rPr>
+          <w:rStyle w:val="VerbatimChar"/>
+        </w:rPr>
+        <w:t xml:space="preserve">D    | IT   | 90</w:t>
+      </w:r>
+      <w:r>
+        <w:br/>
+      </w:r>
+      <w:r>
+        <w:rPr>
+          <w:rStyle w:val="VerbatimChar"/>
+        </w:rPr>
+        <w:t xml:space="preserve">E    | IT   | 70</w:t>
+      </w:r>
+      <w:r>
+        <w:br/>
+      </w:r>
+      <w:r>
+        <w:rPr>
+          <w:rStyle w:val="VerbatimChar"/>
+        </w:rPr>
+        <w:t xml:space="preserve">F    | FIN  | 60</w:t>
+      </w:r>
+      <w:r>
+        <w:br/>
+      </w:r>
+      <w:r>
+        <w:br/>
+      </w:r>
+      <w:r>
+        <w:rPr>
+          <w:rStyle w:val="VerbatimChar"/>
+        </w:rPr>
+        <w:t xml:space="preserve">Query:</w:t>
+      </w:r>
+      <w:r>
+        <w:br/>
+      </w:r>
+      <w:r>
+        <w:rPr>
+          <w:rStyle w:val="VerbatimChar"/>
+        </w:rPr>
+        <w:t xml:space="preserve">  SELECT   dept, COUNT(*) AS n, AVG(sal) AS avg_sal</w:t>
+      </w:r>
+      <w:r>
+        <w:br/>
+      </w:r>
+      <w:r>
+        <w:rPr>
+          <w:rStyle w:val="VerbatimChar"/>
+        </w:rPr>
+        <w:t xml:space="preserve">  FROM     emp</w:t>
+      </w:r>
+      <w:r>
+        <w:br/>
+      </w:r>
+      <w:r>
+        <w:rPr>
+          <w:rStyle w:val="VerbatimChar"/>
+        </w:rPr>
+        <w:t xml:space="preserve">  WHERE    sal &gt; 0          -- (1) drop ROWS first: removes C</w:t>
+      </w:r>
+      <w:r>
+        <w:br/>
+      </w:r>
+      <w:r>
+        <w:rPr>
+          <w:rStyle w:val="VerbatimChar"/>
+        </w:rPr>
+        <w:t xml:space="preserve">  GROUP BY dept             -- (2) form groups</w:t>
+      </w:r>
+      <w:r>
+        <w:br/>
+      </w:r>
+      <w:r>
+        <w:rPr>
+          <w:rStyle w:val="VerbatimChar"/>
+        </w:rPr>
+        <w:t xml:space="preserve">  HAVING   COUNT(*) &gt;= 2    -- (3) drop GROUPS with &lt; 2 members</w:t>
+      </w:r>
+      <w:r>
+        <w:br/>
+      </w:r>
+      <w:r>
+        <w:rPr>
+          <w:rStyle w:val="VerbatimChar"/>
+        </w:rPr>
+        <w:t xml:space="preserve">  ORDER BY avg_sal DESC;</w:t>
+      </w:r>
+      <w:r>
+        <w:br/>
+      </w:r>
+      <w:r>
+        <w:br/>
+      </w:r>
+      <w:r>
+        <w:rPr>
+          <w:rStyle w:val="VerbatimChar"/>
+        </w:rPr>
+        <w:t xml:space="preserve">Step 1 (WHERE sal&gt;0): rows kept = A,B,D,E,F   (C removed BEFORE grouping)</w:t>
+      </w:r>
+      <w:r>
+        <w:br/>
+      </w:r>
+      <w:r>
+        <w:rPr>
+          <w:rStyle w:val="VerbatimChar"/>
+        </w:rPr>
+        <w:t xml:space="preserve">Step 2 (GROUP BY dept):</w:t>
+      </w:r>
+      <w:r>
+        <w:br/>
+      </w:r>
+      <w:r>
+        <w:rPr>
+          <w:rStyle w:val="VerbatimChar"/>
+        </w:rPr>
+        <w:t xml:space="preserve">   HR  -&gt; {A(30), B(50)}      n=2  avg=40</w:t>
+      </w:r>
+      <w:r>
+        <w:br/>
+      </w:r>
+      <w:r>
+        <w:rPr>
+          <w:rStyle w:val="VerbatimChar"/>
+        </w:rPr>
+        <w:t xml:space="preserve">   IT  -&gt; {D(90), E(70)}      n=2  avg=80</w:t>
+      </w:r>
+      <w:r>
+        <w:br/>
+      </w:r>
+      <w:r>
+        <w:rPr>
+          <w:rStyle w:val="VerbatimChar"/>
+        </w:rPr>
+        <w:t xml:space="preserve">   FIN -&gt; {F(60)}             n=1  avg=60</w:t>
+      </w:r>
+      <w:r>
+        <w:br/>
+      </w:r>
+      <w:r>
+        <w:rPr>
+          <w:rStyle w:val="VerbatimChar"/>
+        </w:rPr>
+        <w:t xml:space="preserve">Step 3 (HAVING n&gt;=2): FIN dropped (only 1 member)</w:t>
+      </w:r>
+      <w:r>
+        <w:br/>
+      </w:r>
+      <w:r>
+        <w:rPr>
+          <w:rStyle w:val="VerbatimChar"/>
+        </w:rPr>
+        <w:t xml:space="preserve">Step 6 (ORDER BY avg_sal DESC):</w:t>
+      </w:r>
+      <w:r>
+        <w:br/>
+      </w:r>
+      <w:r>
+        <w:br/>
+      </w:r>
+      <w:r>
+        <w:rPr>
+          <w:rStyle w:val="VerbatimChar"/>
+        </w:rPr>
+        <w:t xml:space="preserve">Output:</w:t>
+      </w:r>
+      <w:r>
+        <w:br/>
+      </w:r>
+      <w:r>
+        <w:rPr>
+          <w:rStyle w:val="VerbatimChar"/>
+        </w:rPr>
+        <w:t xml:space="preserve">  dept | n | avg_sal</w:t>
+      </w:r>
+      <w:r>
+        <w:br/>
+      </w:r>
+      <w:r>
+        <w:rPr>
+          <w:rStyle w:val="VerbatimChar"/>
+        </w:rPr>
+        <w:t xml:space="preserve">  IT   | 2 | 80</w:t>
+      </w:r>
+      <w:r>
+        <w:br/>
+      </w:r>
+      <w:r>
+        <w:rPr>
+          <w:rStyle w:val="VerbatimChar"/>
+        </w:rPr>
+        <w:t xml:space="preserve">  HR   | 2 | 40</w:t>
+      </w:r>
+    </w:p>
+    <w:p>
+      <w:pPr>
+        <w:pStyle w:val="BlockText"/>
+      </w:pPr>
+      <w:r>
+        <w:rPr>
+          <w:b/>
+          <w:bCs/>
+        </w:rPr>
+        <w:t xml:space="preserve">The key contrast this makes concrete:</w:t>
+      </w:r>
+      <w:r>
+        <w:t xml:space="preserve"> </w:t>
+      </w:r>
+      <w:r>
+        <w:rPr>
+          <w:rStyle w:val="VerbatimChar"/>
+        </w:rPr>
+        <w:t xml:space="preserve">WHERE</w:t>
+      </w:r>
+      <w:r>
+        <w:t xml:space="preserve"> </w:t>
+      </w:r>
+      <w:r>
+        <w:t xml:space="preserve">removed a</w:t>
+      </w:r>
+      <w:r>
+        <w:t xml:space="preserve"> </w:t>
+      </w:r>
+      <w:r>
+        <w:rPr>
+          <w:i/>
+          <w:iCs/>
+        </w:rPr>
+        <w:t xml:space="preserve">row</w:t>
+      </w:r>
+      <w:r>
+        <w:t xml:space="preserve"> </w:t>
+      </w:r>
+      <w:r>
+        <w:t xml:space="preserve">(C)</w:t>
+      </w:r>
+      <w:r>
+        <w:t xml:space="preserve"> </w:t>
+      </w:r>
+      <w:r>
+        <w:rPr>
+          <w:b/>
+          <w:bCs/>
+        </w:rPr>
+        <w:t xml:space="preserve">before</w:t>
+      </w:r>
+      <w:r>
+        <w:t xml:space="preserve"> </w:t>
+      </w:r>
+      <w:r>
+        <w:t xml:space="preserve">grouping — so C never even reaches its group’s average.</w:t>
+      </w:r>
+      <w:r>
+        <w:t xml:space="preserve"> </w:t>
+      </w:r>
+      <w:r>
+        <w:rPr>
+          <w:rStyle w:val="VerbatimChar"/>
+        </w:rPr>
+        <w:t xml:space="preserve">HAVING</w:t>
+      </w:r>
+      <w:r>
+        <w:t xml:space="preserve"> </w:t>
+      </w:r>
+      <w:r>
+        <w:t xml:space="preserve">removed a whole</w:t>
+      </w:r>
+      <w:r>
+        <w:t xml:space="preserve"> </w:t>
+      </w:r>
+      <w:r>
+        <w:rPr>
+          <w:i/>
+          <w:iCs/>
+        </w:rPr>
+        <w:t xml:space="preserve">group</w:t>
+      </w:r>
+      <w:r>
+        <w:t xml:space="preserve"> </w:t>
+      </w:r>
+      <w:r>
+        <w:t xml:space="preserve">(FIN)</w:t>
+      </w:r>
+      <w:r>
+        <w:t xml:space="preserve"> </w:t>
+      </w:r>
+      <w:r>
+        <w:rPr>
+          <w:b/>
+          <w:bCs/>
+        </w:rPr>
+        <w:t xml:space="preserve">after</w:t>
+      </w:r>
+      <w:r>
+        <w:t xml:space="preserve"> </w:t>
+      </w:r>
+      <w:r>
+        <w:t xml:space="preserve">grouping. Put a row-level test in</w:t>
+      </w:r>
+      <w:r>
+        <w:t xml:space="preserve"> </w:t>
+      </w:r>
+      <w:r>
+        <w:rPr>
+          <w:rStyle w:val="VerbatimChar"/>
+        </w:rPr>
+        <w:t xml:space="preserve">WHERE</w:t>
+      </w:r>
+      <w:r>
+        <w:t xml:space="preserve">, a group-level</w:t>
+      </w:r>
+      <w:r>
+        <w:t xml:space="preserve"> </w:t>
+      </w:r>
+      <w:r>
+        <w:t xml:space="preserve">(aggregate) test in</w:t>
+      </w:r>
+      <w:r>
+        <w:t xml:space="preserve"> </w:t>
+      </w:r>
+      <w:r>
+        <w:rPr>
+          <w:rStyle w:val="VerbatimChar"/>
+        </w:rPr>
+        <w:t xml:space="preserve">HAVING</w:t>
+      </w:r>
+      <w:r>
+        <w:t xml:space="preserve">. Note also HR’s avg is</w:t>
+      </w:r>
+      <w:r>
+        <w:t xml:space="preserve"> </w:t>
+      </w:r>
+      <w:r>
+        <w:rPr>
+          <w:rStyle w:val="VerbatimChar"/>
+        </w:rPr>
+        <w:t xml:space="preserve">40</w:t>
+      </w:r>
+      <w:r>
+        <w:t xml:space="preserve">, computed over the two</w:t>
+      </w:r>
+      <w:r>
+        <w:t xml:space="preserve"> </w:t>
+      </w:r>
+      <w:r>
+        <w:rPr>
+          <w:b/>
+          <w:bCs/>
+        </w:rPr>
+        <w:t xml:space="preserve">surviving</w:t>
+      </w:r>
+      <w:r>
+        <w:t xml:space="preserve"> </w:t>
+      </w:r>
+      <w:r>
+        <w:t xml:space="preserve">rows — proof that</w:t>
+      </w:r>
+      <w:r>
+        <w:t xml:space="preserve"> </w:t>
+      </w:r>
+      <w:r>
+        <w:rPr>
+          <w:rStyle w:val="VerbatimChar"/>
+        </w:rPr>
+        <w:t xml:space="preserve">WHERE</w:t>
+      </w:r>
+      <w:r>
+        <w:t xml:space="preserve"> </w:t>
+      </w:r>
+      <w:r>
+        <w:t xml:space="preserve">ran first.</w:t>
+      </w:r>
+    </w:p>
     <w:p>
       <w:r>
         <w:pict>
@@ -6952,7 +7414,8 @@
       </w:r>
     </w:p>
     <w:bookmarkEnd w:id="31"/>
-    <w:bookmarkStart w:id="35" w:name="subqueries-nested-queries"/>
+    <w:bookmarkEnd w:id="32"/>
+    <w:bookmarkStart w:id="40" w:name="subqueries-nested-queries"/>
     <w:p>
       <w:pPr>
         <w:pStyle w:val="Heading2"/>
@@ -7000,18 +7463,18 @@
           <wp:inline>
             <wp:extent cx="5334000" cy="3101404"/>
             <wp:effectExtent b="0" l="0" r="0" t="0"/>
-            <wp:docPr descr="Subqueries: non-correlated (inner runs once, independent) vs correlated (inner re-runs per outer row, references it); by result shape — scalar, row, table — used with =, IN, ANY, ALL, EXISTS." title="" id="33" name="Picture"/>
+            <wp:docPr descr="Subqueries: non-correlated (inner runs once, independent) vs correlated (inner re-runs per outer row, references it); by result shape — scalar, row, table — used with =, IN, ANY, ALL, EXISTS." title="" id="34" name="Picture"/>
             <a:graphic>
               <a:graphicData uri="http://schemas.openxmlformats.org/drawingml/2006/picture">
                 <pic:pic>
                   <pic:nvPicPr>
-                    <pic:cNvPr descr="images/38_subqueries.png" id="34" name="Picture"/>
+                    <pic:cNvPr descr="images/38_subqueries.png" id="35" name="Picture"/>
                     <pic:cNvPicPr>
                       <a:picLocks noChangeArrowheads="1" noChangeAspect="1"/>
                     </pic:cNvPicPr>
                   </pic:nvPicPr>
                   <pic:blipFill>
-                    <a:blip r:embed="rId32"/>
+                    <a:blip r:embed="rId33"/>
                     <a:stretch>
                       <a:fillRect/>
                     </a:stretch>
@@ -7351,6 +7814,242 @@
           <w:b/>
           <w:bCs/>
         </w:rPr>
+        <w:t xml:space="preserve">Worked (same data, both queries) — see the difference in the output:</w:t>
+      </w:r>
+    </w:p>
+    <w:p>
+      <w:pPr>
+        <w:pStyle w:val="SourceCode"/>
+      </w:pPr>
+      <w:r>
+        <w:rPr>
+          <w:rStyle w:val="VerbatimChar"/>
+        </w:rPr>
+        <w:t xml:space="preserve">emp</w:t>
+      </w:r>
+      <w:r>
+        <w:br/>
+      </w:r>
+      <w:r>
+        <w:rPr>
+          <w:rStyle w:val="VerbatimChar"/>
+        </w:rPr>
+        <w:t xml:space="preserve">name | dno | sal</w:t>
+      </w:r>
+      <w:r>
+        <w:br/>
+      </w:r>
+      <w:r>
+        <w:rPr>
+          <w:rStyle w:val="VerbatimChar"/>
+        </w:rPr>
+        <w:t xml:space="preserve">A    | 10  | 60</w:t>
+      </w:r>
+      <w:r>
+        <w:br/>
+      </w:r>
+      <w:r>
+        <w:rPr>
+          <w:rStyle w:val="VerbatimChar"/>
+        </w:rPr>
+        <w:t xml:space="preserve">B    | 10  | 40</w:t>
+      </w:r>
+      <w:r>
+        <w:br/>
+      </w:r>
+      <w:r>
+        <w:rPr>
+          <w:rStyle w:val="VerbatimChar"/>
+        </w:rPr>
+        <w:t xml:space="preserve">C    | 20  | 90</w:t>
+      </w:r>
+      <w:r>
+        <w:br/>
+      </w:r>
+      <w:r>
+        <w:rPr>
+          <w:rStyle w:val="VerbatimChar"/>
+        </w:rPr>
+        <w:t xml:space="preserve">D    | 20  | 50</w:t>
+      </w:r>
+      <w:r>
+        <w:br/>
+      </w:r>
+      <w:r>
+        <w:br/>
+      </w:r>
+      <w:r>
+        <w:rPr>
+          <w:rStyle w:val="VerbatimChar"/>
+        </w:rPr>
+        <w:t xml:space="preserve">Non-correlated: sal &gt; (SELECT AVG(sal) FROM emp)   -- global avg = 60</w:t>
+      </w:r>
+      <w:r>
+        <w:br/>
+      </w:r>
+      <w:r>
+        <w:rPr>
+          <w:rStyle w:val="VerbatimChar"/>
+        </w:rPr>
+        <w:t xml:space="preserve">  inner runs ONCE  -&gt;  60.  Keep rows with sal &gt; 60:</w:t>
+      </w:r>
+      <w:r>
+        <w:br/>
+      </w:r>
+      <w:r>
+        <w:rPr>
+          <w:rStyle w:val="VerbatimChar"/>
+        </w:rPr>
+        <w:t xml:space="preserve">  result = { C(90) }</w:t>
+      </w:r>
+      <w:r>
+        <w:br/>
+      </w:r>
+      <w:r>
+        <w:br/>
+      </w:r>
+      <w:r>
+        <w:rPr>
+          <w:rStyle w:val="VerbatimChar"/>
+        </w:rPr>
+        <w:t xml:space="preserve">Correlated: sal &gt; (SELECT AVG(sal) FROM emp WHERE dno = e.dno)  -- per-dept avg</w:t>
+      </w:r>
+      <w:r>
+        <w:br/>
+      </w:r>
+      <w:r>
+        <w:rPr>
+          <w:rStyle w:val="VerbatimChar"/>
+        </w:rPr>
+        <w:t xml:space="preserve">  inner RE-RUNS per outer row, using that row's dno:</w:t>
+      </w:r>
+      <w:r>
+        <w:br/>
+      </w:r>
+      <w:r>
+        <w:rPr>
+          <w:rStyle w:val="VerbatimChar"/>
+        </w:rPr>
+        <w:t xml:space="preserve">    A: dept-10 avg = 50 -&gt; 60 &gt; 50 ✓</w:t>
+      </w:r>
+      <w:r>
+        <w:br/>
+      </w:r>
+      <w:r>
+        <w:rPr>
+          <w:rStyle w:val="VerbatimChar"/>
+        </w:rPr>
+        <w:t xml:space="preserve">    B: dept-10 avg = 50 -&gt; 40 &gt; 50 ✗</w:t>
+      </w:r>
+      <w:r>
+        <w:br/>
+      </w:r>
+      <w:r>
+        <w:rPr>
+          <w:rStyle w:val="VerbatimChar"/>
+        </w:rPr>
+        <w:t xml:space="preserve">    C: dept-20 avg = 70 -&gt; 90 &gt; 70 ✓</w:t>
+      </w:r>
+      <w:r>
+        <w:br/>
+      </w:r>
+      <w:r>
+        <w:rPr>
+          <w:rStyle w:val="VerbatimChar"/>
+        </w:rPr>
+        <w:t xml:space="preserve">    D: dept-20 avg = 70 -&gt; 50 &gt; 70 ✗</w:t>
+      </w:r>
+      <w:r>
+        <w:br/>
+      </w:r>
+      <w:r>
+        <w:rPr>
+          <w:rStyle w:val="VerbatimChar"/>
+        </w:rPr>
+        <w:t xml:space="preserve">  result = { A(60), C(90) }</w:t>
+      </w:r>
+    </w:p>
+    <w:p>
+      <w:pPr>
+        <w:pStyle w:val="BlockText"/>
+      </w:pPr>
+      <w:r>
+        <w:rPr>
+          <w:b/>
+          <w:bCs/>
+        </w:rPr>
+        <w:t xml:space="preserve">The tell (how to spot a correlated subquery):</w:t>
+      </w:r>
+      <w:r>
+        <w:t xml:space="preserve"> </w:t>
+      </w:r>
+      <w:r>
+        <w:t xml:space="preserve">the inner query</w:t>
+      </w:r>
+      <w:r>
+        <w:t xml:space="preserve"> </w:t>
+      </w:r>
+      <w:r>
+        <w:rPr>
+          <w:b/>
+          <w:bCs/>
+        </w:rPr>
+        <w:t xml:space="preserve">references a</w:t>
+      </w:r>
+      <w:r>
+        <w:rPr>
+          <w:b/>
+          <w:bCs/>
+        </w:rPr>
+        <w:t xml:space="preserve"> </w:t>
+      </w:r>
+      <w:r>
+        <w:rPr>
+          <w:b/>
+          <w:bCs/>
+        </w:rPr>
+        <w:t xml:space="preserve">column of the outer table</w:t>
+      </w:r>
+      <w:r>
+        <w:t xml:space="preserve"> </w:t>
+      </w:r>
+      <w:r>
+        <w:t xml:space="preserve">(here</w:t>
+      </w:r>
+      <w:r>
+        <w:t xml:space="preserve"> </w:t>
+      </w:r>
+      <w:r>
+        <w:rPr>
+          <w:rStyle w:val="VerbatimChar"/>
+        </w:rPr>
+        <w:t xml:space="preserve">e.dno</w:t>
+      </w:r>
+      <w:r>
+        <w:t xml:space="preserve">). That reference forces it to re-run</w:t>
+      </w:r>
+      <w:r>
+        <w:t xml:space="preserve"> </w:t>
+      </w:r>
+      <w:r>
+        <w:t xml:space="preserve">per outer row, so it cannot be evaluated on its own. A non-correlated subquery</w:t>
+      </w:r>
+      <w:r>
+        <w:t xml:space="preserve"> </w:t>
+      </w:r>
+      <w:r>
+        <w:t xml:space="preserve">has no such reference and could be run and cached once.</w:t>
+      </w:r>
+    </w:p>
+    <w:p>
+      <w:pPr>
+        <w:pStyle w:val="FirstParagraph"/>
+      </w:pPr>
+      <w:r>
+        <w:rPr>
+          <w:b/>
+          <w:bCs/>
+        </w:rPr>
         <w:t xml:space="preserve">By result shape &amp; operators:</w:t>
       </w:r>
     </w:p>
@@ -8004,21 +8703,91 @@
         <w:t xml:space="preserve">.</w:t>
       </w:r>
     </w:p>
-    <w:p>
-      <w:r>
-        <w:pict>
-          <v:rect style="width:0;height:1.5pt" o:hralign="center" o:hrstd="t" o:hr="t"/>
-        </w:pict>
-      </w:r>
-    </w:p>
-    <w:bookmarkEnd w:id="35"/>
-    <w:bookmarkStart w:id="39" w:name="set-operations"/>
-    <w:p>
-      <w:pPr>
-        <w:pStyle w:val="Heading2"/>
-      </w:pPr>
-      <w:r>
-        <w:t xml:space="preserve">4.8 Set Operations</w:t>
+    <w:bookmarkStart w:id="39" w:name="X2ac82336de21d6d216c686ad35cc46fd44ccb6c"/>
+    <w:p>
+      <w:pPr>
+        <w:pStyle w:val="Heading3"/>
+      </w:pPr>
+      <w:r>
+        <w:t xml:space="preserve">4.7A The</w:t>
+      </w:r>
+      <w:r>
+        <w:t xml:space="preserve"> </w:t>
+      </w:r>
+      <w:r>
+        <w:rPr>
+          <w:rStyle w:val="VerbatimChar"/>
+        </w:rPr>
+        <w:t xml:space="preserve">NOT IN</w:t>
+      </w:r>
+      <w:r>
+        <w:t xml:space="preserve"> </w:t>
+      </w:r>
+      <w:r>
+        <w:t xml:space="preserve">+ NULL trap and</w:t>
+      </w:r>
+      <w:r>
+        <w:t xml:space="preserve"> </w:t>
+      </w:r>
+      <w:r>
+        <w:rPr>
+          <w:rStyle w:val="VerbatimChar"/>
+        </w:rPr>
+        <w:t xml:space="preserve">EXISTS</w:t>
+      </w:r>
+      <w:r>
+        <w:t xml:space="preserve">/</w:t>
+      </w:r>
+      <w:r>
+        <w:rPr>
+          <w:rStyle w:val="VerbatimChar"/>
+        </w:rPr>
+        <w:t xml:space="preserve">NOT EXISTS</w:t>
+      </w:r>
+      <w:r>
+        <w:t xml:space="preserve"> </w:t>
+      </w:r>
+      <w:r>
+        <w:t xml:space="preserve">— worked</w:t>
+      </w:r>
+    </w:p>
+    <w:p>
+      <w:pPr>
+        <w:pStyle w:val="FirstParagraph"/>
+      </w:pPr>
+      <w:r>
+        <w:t xml:space="preserve">This is one of the most-tested and most-real SQL bugs. Watch a</w:t>
+      </w:r>
+      <w:r>
+        <w:t xml:space="preserve"> </w:t>
+      </w:r>
+      <w:r>
+        <w:rPr>
+          <w:rStyle w:val="VerbatimChar"/>
+        </w:rPr>
+        <w:t xml:space="preserve">NOT IN</w:t>
+      </w:r>
+      <w:r>
+        <w:t xml:space="preserve"> </w:t>
+      </w:r>
+      <w:r>
+        <w:t xml:space="preserve">return</w:t>
+      </w:r>
+      <w:r>
+        <w:t xml:space="preserve"> </w:t>
+      </w:r>
+      <w:r>
+        <w:rPr>
+          <w:b/>
+          <w:bCs/>
+        </w:rPr>
+        <w:t xml:space="preserve">zero rows</w:t>
+      </w:r>
+      <w:r>
+        <w:t xml:space="preserve"> </w:t>
+      </w:r>
+      <w:r>
+        <w:t xml:space="preserve">the moment its subquery contains a single NULL.</w:t>
       </w:r>
     </w:p>
     <w:p>
@@ -8028,20 +8797,704 @@
       <w:r>
         <w:drawing>
           <wp:inline>
-            <wp:extent cx="5334000" cy="2919663"/>
+            <wp:extent cx="5334000" cy="2750170"/>
             <wp:effectExtent b="0" l="0" r="0" t="0"/>
-            <wp:docPr descr="Set operations in SQL: UNION (combine, remove duplicates), UNION ALL (keep duplicates, faster), INTERSECT (common rows), EXCEPT/MINUS (in A not B)." title="" id="37" name="Picture"/>
+            <wp:docPr descr="The NOT IN + NULL trap: NOT IN over a set containing NULL becomes (…) AND UNKNOWN, which is never TRUE, so WHERE keeps no rows." title="" id="37" name="Picture"/>
             <a:graphic>
               <a:graphicData uri="http://schemas.openxmlformats.org/drawingml/2006/picture">
                 <pic:pic>
                   <pic:nvPicPr>
-                    <pic:cNvPr descr="images/40_set_ops_sql.png" id="38" name="Picture"/>
+                    <pic:cNvPr descr="images/146_not_in_null_trap.png" id="38" name="Picture"/>
                     <pic:cNvPicPr>
                       <a:picLocks noChangeArrowheads="1" noChangeAspect="1"/>
                     </pic:cNvPicPr>
                   </pic:nvPicPr>
                   <pic:blipFill>
                     <a:blip r:embed="rId36"/>
+                    <a:stretch>
+                      <a:fillRect/>
+                    </a:stretch>
+                  </pic:blipFill>
+                  <pic:spPr bwMode="auto">
+                    <a:xfrm>
+                      <a:off x="0" y="0"/>
+                      <a:ext cx="5334000" cy="2750170"/>
+                    </a:xfrm>
+                    <a:prstGeom prst="rect">
+                      <a:avLst/>
+                    </a:prstGeom>
+                    <a:noFill/>
+                    <a:ln w="9525">
+                      <a:noFill/>
+                      <a:headEnd/>
+                      <a:tailEnd/>
+                    </a:ln>
+                  </pic:spPr>
+                </pic:pic>
+              </a:graphicData>
+            </a:graphic>
+          </wp:inline>
+        </w:drawing>
+      </w:r>
+    </w:p>
+    <w:p>
+      <w:pPr>
+        <w:pStyle w:val="ImageCaption"/>
+      </w:pPr>
+      <w:r>
+        <w:t xml:space="preserve">The NOT IN + NULL trap: NOT IN over a set containing NULL becomes (…) AND UNKNOWN, which is never TRUE, so WHERE keeps no rows.</w:t>
+      </w:r>
+    </w:p>
+    <w:p>
+      <w:pPr>
+        <w:pStyle w:val="SourceCode"/>
+      </w:pPr>
+      <w:r>
+        <w:rPr>
+          <w:rStyle w:val="VerbatimChar"/>
+        </w:rPr>
+        <w:t xml:space="preserve">emp                       dept</w:t>
+      </w:r>
+      <w:r>
+        <w:br/>
+      </w:r>
+      <w:r>
+        <w:rPr>
+          <w:rStyle w:val="VerbatimChar"/>
+        </w:rPr>
+        <w:t xml:space="preserve">name | dno                dno</w:t>
+      </w:r>
+      <w:r>
+        <w:br/>
+      </w:r>
+      <w:r>
+        <w:rPr>
+          <w:rStyle w:val="VerbatimChar"/>
+        </w:rPr>
+        <w:t xml:space="preserve">A    | 10                 10</w:t>
+      </w:r>
+      <w:r>
+        <w:br/>
+      </w:r>
+      <w:r>
+        <w:rPr>
+          <w:rStyle w:val="VerbatimChar"/>
+        </w:rPr>
+        <w:t xml:space="preserve">B    | 20                 NULL     &lt;- dept table has a NULL dno</w:t>
+      </w:r>
+      <w:r>
+        <w:br/>
+      </w:r>
+      <w:r>
+        <w:rPr>
+          <w:rStyle w:val="VerbatimChar"/>
+        </w:rPr>
+        <w:t xml:space="preserve">C    | 30</w:t>
+      </w:r>
+      <w:r>
+        <w:br/>
+      </w:r>
+      <w:r>
+        <w:br/>
+      </w:r>
+      <w:r>
+        <w:rPr>
+          <w:rStyle w:val="VerbatimChar"/>
+        </w:rPr>
+        <w:t xml:space="preserve">Goal: employees whose dno is NOT in dept.</w:t>
+      </w:r>
+      <w:r>
+        <w:br/>
+      </w:r>
+      <w:r>
+        <w:br/>
+      </w:r>
+      <w:r>
+        <w:rPr>
+          <w:rStyle w:val="VerbatimChar"/>
+        </w:rPr>
+        <w:t xml:space="preserve">BUGGY:  SELECT name FROM emp</w:t>
+      </w:r>
+      <w:r>
+        <w:br/>
+      </w:r>
+      <w:r>
+        <w:rPr>
+          <w:rStyle w:val="VerbatimChar"/>
+        </w:rPr>
+        <w:t xml:space="preserve">        WHERE dno NOT IN (SELECT dno FROM dept);   -- {10, NULL}</w:t>
+      </w:r>
+      <w:r>
+        <w:br/>
+      </w:r>
+      <w:r>
+        <w:br/>
+      </w:r>
+      <w:r>
+        <w:rPr>
+          <w:rStyle w:val="VerbatimChar"/>
+        </w:rPr>
+        <w:t xml:space="preserve">Expand for employee C (dno=30):</w:t>
+      </w:r>
+      <w:r>
+        <w:br/>
+      </w:r>
+      <w:r>
+        <w:rPr>
+          <w:rStyle w:val="VerbatimChar"/>
+        </w:rPr>
+        <w:t xml:space="preserve">   30 NOT IN (10, NULL)</w:t>
+      </w:r>
+      <w:r>
+        <w:br/>
+      </w:r>
+      <w:r>
+        <w:rPr>
+          <w:rStyle w:val="VerbatimChar"/>
+        </w:rPr>
+        <w:t xml:space="preserve"> = 30&lt;&gt;10  AND  30&lt;&gt;NULL</w:t>
+      </w:r>
+      <w:r>
+        <w:br/>
+      </w:r>
+      <w:r>
+        <w:rPr>
+          <w:rStyle w:val="VerbatimChar"/>
+        </w:rPr>
+        <w:t xml:space="preserve"> = TRUE    AND  UNKNOWN</w:t>
+      </w:r>
+      <w:r>
+        <w:br/>
+      </w:r>
+      <w:r>
+        <w:rPr>
+          <w:rStyle w:val="VerbatimChar"/>
+        </w:rPr>
+        <w:t xml:space="preserve"> = UNKNOWN            -&gt; WHERE keeps only TRUE, so C is dropped too.</w:t>
+      </w:r>
+      <w:r>
+        <w:br/>
+      </w:r>
+      <w:r>
+        <w:rPr>
+          <w:rStyle w:val="VerbatimChar"/>
+        </w:rPr>
+        <w:t xml:space="preserve">Result: 0 rows   (even though C clearly should qualify)</w:t>
+      </w:r>
+    </w:p>
+    <w:p>
+      <w:pPr>
+        <w:pStyle w:val="FirstParagraph"/>
+      </w:pPr>
+      <w:r>
+        <w:t xml:space="preserve">Why:</w:t>
+      </w:r>
+      <w:r>
+        <w:t xml:space="preserve"> </w:t>
+      </w:r>
+      <w:r>
+        <w:rPr>
+          <w:rStyle w:val="VerbatimChar"/>
+        </w:rPr>
+        <w:t xml:space="preserve">x &lt;&gt; NULL</w:t>
+      </w:r>
+      <w:r>
+        <w:t xml:space="preserve"> </w:t>
+      </w:r>
+      <w:r>
+        <w:t xml:space="preserve">is</w:t>
+      </w:r>
+      <w:r>
+        <w:t xml:space="preserve"> </w:t>
+      </w:r>
+      <w:r>
+        <w:rPr>
+          <w:b/>
+          <w:bCs/>
+        </w:rPr>
+        <w:t xml:space="preserve">UNKNOWN</w:t>
+      </w:r>
+      <w:r>
+        <w:t xml:space="preserve"> </w:t>
+      </w:r>
+      <w:r>
+        <w:t xml:space="preserve">(three-valued logic — Module 3).</w:t>
+      </w:r>
+      <w:r>
+        <w:t xml:space="preserve"> </w:t>
+      </w:r>
+      <w:r>
+        <w:rPr>
+          <w:rStyle w:val="VerbatimChar"/>
+        </w:rPr>
+        <w:t xml:space="preserve">NOT IN</w:t>
+      </w:r>
+      <w:r>
+        <w:t xml:space="preserve"> </w:t>
+      </w:r>
+      <w:r>
+        <w:t xml:space="preserve">is an</w:t>
+      </w:r>
+      <w:r>
+        <w:t xml:space="preserve"> </w:t>
+      </w:r>
+      <w:r>
+        <w:rPr>
+          <w:rStyle w:val="VerbatimChar"/>
+        </w:rPr>
+        <w:t xml:space="preserve">AND</w:t>
+      </w:r>
+      <w:r>
+        <w:t xml:space="preserve"> </w:t>
+      </w:r>
+      <w:r>
+        <w:t xml:space="preserve">of</w:t>
+      </w:r>
+      <w:r>
+        <w:t xml:space="preserve"> </w:t>
+      </w:r>
+      <w:r>
+        <w:rPr>
+          <w:rStyle w:val="VerbatimChar"/>
+        </w:rPr>
+        <w:t xml:space="preserve">&lt;&gt;</w:t>
+      </w:r>
+      <w:r>
+        <w:t xml:space="preserve"> </w:t>
+      </w:r>
+      <w:r>
+        <w:t xml:space="preserve">tests, and</w:t>
+      </w:r>
+      <w:r>
+        <w:t xml:space="preserve"> </w:t>
+      </w:r>
+      <w:r>
+        <w:rPr>
+          <w:rStyle w:val="VerbatimChar"/>
+        </w:rPr>
+        <w:t xml:space="preserve">anything AND UNKNOWN</w:t>
+      </w:r>
+      <w:r>
+        <w:t xml:space="preserve"> </w:t>
+      </w:r>
+      <w:r>
+        <w:t xml:space="preserve">can never be TRUE. So a single NULL</w:t>
+      </w:r>
+      <w:r>
+        <w:t xml:space="preserve"> </w:t>
+      </w:r>
+      <w:r>
+        <w:t xml:space="preserve">in the list poisons</w:t>
+      </w:r>
+      <w:r>
+        <w:t xml:space="preserve"> </w:t>
+      </w:r>
+      <w:r>
+        <w:rPr>
+          <w:b/>
+          <w:bCs/>
+        </w:rPr>
+        <w:t xml:space="preserve">every</w:t>
+      </w:r>
+      <w:r>
+        <w:t xml:space="preserve"> </w:t>
+      </w:r>
+      <w:r>
+        <w:t xml:space="preserve">row’s result.</w:t>
+      </w:r>
+    </w:p>
+    <w:p>
+      <w:pPr>
+        <w:pStyle w:val="SourceCode"/>
+      </w:pPr>
+      <w:r>
+        <w:rPr>
+          <w:rStyle w:val="VerbatimChar"/>
+        </w:rPr>
+        <w:t xml:space="preserve">CORRECT (NULL-safe) with NOT EXISTS:</w:t>
+      </w:r>
+      <w:r>
+        <w:br/>
+      </w:r>
+      <w:r>
+        <w:rPr>
+          <w:rStyle w:val="VerbatimChar"/>
+        </w:rPr>
+        <w:t xml:space="preserve">  SELECT name FROM emp e</w:t>
+      </w:r>
+      <w:r>
+        <w:br/>
+      </w:r>
+      <w:r>
+        <w:rPr>
+          <w:rStyle w:val="VerbatimChar"/>
+        </w:rPr>
+        <w:t xml:space="preserve">  WHERE NOT EXISTS (SELECT 1 FROM dept d WHERE d.dno = e.dno);</w:t>
+      </w:r>
+      <w:r>
+        <w:br/>
+      </w:r>
+      <w:r>
+        <w:rPr>
+          <w:rStyle w:val="VerbatimChar"/>
+        </w:rPr>
+        <w:t xml:space="preserve">Result: { C }        -- correct</w:t>
+      </w:r>
+      <w:r>
+        <w:br/>
+      </w:r>
+      <w:r>
+        <w:br/>
+      </w:r>
+      <w:r>
+        <w:rPr>
+          <w:rStyle w:val="VerbatimChar"/>
+        </w:rPr>
+        <w:t xml:space="preserve">NOT EXISTS just asks "did any matching row appear?" (a plain yes/no), so a NULL in</w:t>
+      </w:r>
+      <w:r>
+        <w:br/>
+      </w:r>
+      <w:r>
+        <w:rPr>
+          <w:rStyle w:val="VerbatimChar"/>
+        </w:rPr>
+        <w:t xml:space="preserve">dept.dno simply fails to match and is ignored — no UNKNOWN poisoning.</w:t>
+      </w:r>
+    </w:p>
+    <w:p>
+      <w:pPr>
+        <w:pStyle w:val="BlockText"/>
+      </w:pPr>
+      <w:r>
+        <w:rPr>
+          <w:rStyle w:val="VerbatimChar"/>
+          <w:b/>
+          <w:bCs/>
+        </w:rPr>
+        <w:t xml:space="preserve">EXISTS</w:t>
+      </w:r>
+      <w:r>
+        <w:rPr>
+          <w:b/>
+          <w:bCs/>
+        </w:rPr>
+        <w:t xml:space="preserve"> </w:t>
+      </w:r>
+      <w:r>
+        <w:rPr>
+          <w:b/>
+          <w:bCs/>
+        </w:rPr>
+        <w:t xml:space="preserve">vs</w:t>
+      </w:r>
+      <w:r>
+        <w:rPr>
+          <w:b/>
+          <w:bCs/>
+        </w:rPr>
+        <w:t xml:space="preserve"> </w:t>
+      </w:r>
+      <w:r>
+        <w:rPr>
+          <w:rStyle w:val="VerbatimChar"/>
+          <w:b/>
+          <w:bCs/>
+        </w:rPr>
+        <w:t xml:space="preserve">IN</w:t>
+      </w:r>
+      <w:r>
+        <w:rPr>
+          <w:b/>
+          <w:bCs/>
+        </w:rPr>
+        <w:t xml:space="preserve"> </w:t>
+      </w:r>
+      <w:r>
+        <w:rPr>
+          <w:b/>
+          <w:bCs/>
+        </w:rPr>
+        <w:t xml:space="preserve">performance:</w:t>
+      </w:r>
+      <w:r>
+        <w:t xml:space="preserve"> </w:t>
+      </w:r>
+      <w:r>
+        <w:t xml:space="preserve">both can be correct (when no NULLs), but</w:t>
+      </w:r>
+      <w:r>
+        <w:t xml:space="preserve"> </w:t>
+      </w:r>
+      <w:r>
+        <w:rPr>
+          <w:rStyle w:val="VerbatimChar"/>
+        </w:rPr>
+        <w:t xml:space="preserve">EXISTS</w:t>
+      </w:r>
+      <w:r>
+        <w:t xml:space="preserve"> </w:t>
+      </w:r>
+      <w:r>
+        <w:t xml:space="preserve">short-circuits at the</w:t>
+      </w:r>
+      <w:r>
+        <w:t xml:space="preserve"> </w:t>
+      </w:r>
+      <w:r>
+        <w:rPr>
+          <w:b/>
+          <w:bCs/>
+        </w:rPr>
+        <w:t xml:space="preserve">first</w:t>
+      </w:r>
+      <w:r>
+        <w:t xml:space="preserve"> </w:t>
+      </w:r>
+      <w:r>
+        <w:t xml:space="preserve">matching inner row, which is often</w:t>
+      </w:r>
+      <w:r>
+        <w:t xml:space="preserve"> </w:t>
+      </w:r>
+      <w:r>
+        <w:t xml:space="preserve">cheaper for a correlated check. For</w:t>
+      </w:r>
+      <w:r>
+        <w:t xml:space="preserve"> </w:t>
+      </w:r>
+      <w:r>
+        <w:rPr>
+          <w:b/>
+          <w:bCs/>
+        </w:rPr>
+        <w:t xml:space="preserve">anti</w:t>
+      </w:r>
+      <w:r>
+        <w:t xml:space="preserve">-queries (</w:t>
+      </w:r>
+      <w:r>
+        <w:t xml:space="preserve">“not in / no match”</w:t>
+      </w:r>
+      <w:r>
+        <w:t xml:space="preserve">),</w:t>
+      </w:r>
+      <w:r>
+        <w:t xml:space="preserve"> </w:t>
+      </w:r>
+      <w:r>
+        <w:rPr>
+          <w:b/>
+          <w:bCs/>
+        </w:rPr>
+        <w:t xml:space="preserve">always reach for</w:t>
+      </w:r>
+      <w:r>
+        <w:rPr>
+          <w:b/>
+          <w:bCs/>
+        </w:rPr>
+        <w:t xml:space="preserve"> </w:t>
+      </w:r>
+      <w:r>
+        <w:rPr>
+          <w:rStyle w:val="VerbatimChar"/>
+          <w:b/>
+          <w:bCs/>
+        </w:rPr>
+        <w:t xml:space="preserve">NOT EXISTS</w:t>
+      </w:r>
+      <w:r>
+        <w:t xml:space="preserve"> </w:t>
+      </w:r>
+      <w:r>
+        <w:t xml:space="preserve">— it is both NULL-safe and usually optimizer-friendly.</w:t>
+      </w:r>
+    </w:p>
+    <w:p>
+      <w:pPr>
+        <w:pStyle w:val="BlockText"/>
+      </w:pPr>
+      <w:r>
+        <w:rPr>
+          <w:b/>
+          <w:bCs/>
+        </w:rPr>
+        <w:t xml:space="preserve">Quick NULL truth reminder (full tables in Module 3):</w:t>
+      </w:r>
+      <w:r>
+        <w:t xml:space="preserve"> </w:t>
+      </w:r>
+      <w:r>
+        <w:rPr>
+          <w:rStyle w:val="VerbatimChar"/>
+        </w:rPr>
+        <w:t xml:space="preserve">NOT UNKNOWN = UNKNOWN</w:t>
+      </w:r>
+      <w:r>
+        <w:t xml:space="preserve">;</w:t>
+      </w:r>
+      <w:r>
+        <w:t xml:space="preserve"> </w:t>
+      </w:r>
+      <w:r>
+        <w:rPr>
+          <w:rStyle w:val="VerbatimChar"/>
+        </w:rPr>
+        <w:t xml:space="preserve">TRUE OR UNKNOWN = TRUE</w:t>
+      </w:r>
+      <w:r>
+        <w:t xml:space="preserve">;</w:t>
+      </w:r>
+      <w:r>
+        <w:t xml:space="preserve"> </w:t>
+      </w:r>
+      <w:r>
+        <w:rPr>
+          <w:rStyle w:val="VerbatimChar"/>
+        </w:rPr>
+        <w:t xml:space="preserve">FALSE AND UNKNOWN = FALSE</w:t>
+      </w:r>
+      <w:r>
+        <w:t xml:space="preserve">; everything else</w:t>
+      </w:r>
+      <w:r>
+        <w:t xml:space="preserve"> </w:t>
+      </w:r>
+      <w:r>
+        <w:t xml:space="preserve">touching UNKNOWN stays UNKNOWN.</w:t>
+      </w:r>
+      <w:r>
+        <w:t xml:space="preserve"> </w:t>
+      </w:r>
+      <w:r>
+        <w:rPr>
+          <w:rStyle w:val="VerbatimChar"/>
+        </w:rPr>
+        <w:t xml:space="preserve">WHERE</w:t>
+      </w:r>
+      <w:r>
+        <w:t xml:space="preserve"> </w:t>
+      </w:r>
+      <w:r>
+        <w:t xml:space="preserve">and</w:t>
+      </w:r>
+      <w:r>
+        <w:t xml:space="preserve"> </w:t>
+      </w:r>
+      <w:r>
+        <w:rPr>
+          <w:rStyle w:val="VerbatimChar"/>
+        </w:rPr>
+        <w:t xml:space="preserve">HAVING</w:t>
+      </w:r>
+      <w:r>
+        <w:t xml:space="preserve"> </w:t>
+      </w:r>
+      <w:r>
+        <w:t xml:space="preserve">keep a row</w:t>
+      </w:r>
+      <w:r>
+        <w:t xml:space="preserve"> </w:t>
+      </w:r>
+      <w:r>
+        <w:rPr>
+          <w:b/>
+          <w:bCs/>
+        </w:rPr>
+        <w:t xml:space="preserve">only when the</w:t>
+      </w:r>
+      <w:r>
+        <w:rPr>
+          <w:b/>
+          <w:bCs/>
+        </w:rPr>
+        <w:t xml:space="preserve"> </w:t>
+      </w:r>
+      <w:r>
+        <w:rPr>
+          <w:b/>
+          <w:bCs/>
+        </w:rPr>
+        <w:t xml:space="preserve">predicate is TRUE</w:t>
+      </w:r>
+      <w:r>
+        <w:t xml:space="preserve"> </w:t>
+      </w:r>
+      <w:r>
+        <w:t xml:space="preserve">— UNKNOWN behaves like FALSE for filtering, but</w:t>
+      </w:r>
+      <w:r>
+        <w:t xml:space="preserve"> </w:t>
+      </w:r>
+      <w:r>
+        <w:rPr>
+          <w:i/>
+          <w:iCs/>
+        </w:rPr>
+        <w:t xml:space="preserve">not</w:t>
+      </w:r>
+      <w:r>
+        <w:t xml:space="preserve"> </w:t>
+      </w:r>
+      <w:r>
+        <w:t xml:space="preserve">under</w:t>
+      </w:r>
+      <w:r>
+        <w:t xml:space="preserve"> </w:t>
+      </w:r>
+      <w:r>
+        <w:rPr>
+          <w:rStyle w:val="VerbatimChar"/>
+        </w:rPr>
+        <w:t xml:space="preserve">NOT</w:t>
+      </w:r>
+      <w:r>
+        <w:t xml:space="preserve"> </w:t>
+      </w:r>
+      <w:r>
+        <w:t xml:space="preserve">(that is the whole trap above).</w:t>
+      </w:r>
+    </w:p>
+    <w:p>
+      <w:r>
+        <w:pict>
+          <v:rect style="width:0;height:1.5pt" o:hralign="center" o:hrstd="t" o:hr="t"/>
+        </w:pict>
+      </w:r>
+    </w:p>
+    <w:bookmarkEnd w:id="39"/>
+    <w:bookmarkEnd w:id="40"/>
+    <w:bookmarkStart w:id="44" w:name="set-operations"/>
+    <w:p>
+      <w:pPr>
+        <w:pStyle w:val="Heading2"/>
+      </w:pPr>
+      <w:r>
+        <w:t xml:space="preserve">4.8 Set Operations</w:t>
+      </w:r>
+    </w:p>
+    <w:p>
+      <w:pPr>
+        <w:pStyle w:val="CaptionedFigure"/>
+      </w:pPr>
+      <w:r>
+        <w:drawing>
+          <wp:inline>
+            <wp:extent cx="5334000" cy="2919663"/>
+            <wp:effectExtent b="0" l="0" r="0" t="0"/>
+            <wp:docPr descr="Set operations in SQL: UNION (combine, remove duplicates), UNION ALL (keep duplicates, faster), INTERSECT (common rows), EXCEPT/MINUS (in A not B)." title="" id="42" name="Picture"/>
+            <a:graphic>
+              <a:graphicData uri="http://schemas.openxmlformats.org/drawingml/2006/picture">
+                <pic:pic>
+                  <pic:nvPicPr>
+                    <pic:cNvPr descr="images/40_set_ops_sql.png" id="43" name="Picture"/>
+                    <pic:cNvPicPr>
+                      <a:picLocks noChangeArrowheads="1" noChangeAspect="1"/>
+                    </pic:cNvPicPr>
+                  </pic:nvPicPr>
+                  <pic:blipFill>
+                    <a:blip r:embed="rId41"/>
                     <a:stretch>
                       <a:fillRect/>
                     </a:stretch>
@@ -8498,8 +9951,8 @@
         </w:pict>
       </w:r>
     </w:p>
-    <w:bookmarkEnd w:id="39"/>
-    <w:bookmarkStart w:id="44" w:name="X8040dc5ac62a58a417a58c4d17fbac191a9c407"/>
+    <w:bookmarkEnd w:id="44"/>
+    <w:bookmarkStart w:id="49" w:name="X8040dc5ac62a58a417a58c4d17fbac191a9c407"/>
     <w:p>
       <w:pPr>
         <w:pStyle w:val="Heading2"/>
@@ -8508,7 +9961,7 @@
         <w:t xml:space="preserve">4.8A More Query Tools (ANY/ALL, CASE, LIMIT/OFFSET, Window Functions)</w:t>
       </w:r>
     </w:p>
-    <w:bookmarkStart w:id="40" w:name="any-all-with-subqueries"/>
+    <w:bookmarkStart w:id="45" w:name="any-all-with-subqueries"/>
     <w:p>
       <w:pPr>
         <w:pStyle w:val="Heading3"/>
@@ -8845,8 +10298,8 @@
         <w:t xml:space="preserve">.</w:t>
       </w:r>
     </w:p>
-    <w:bookmarkEnd w:id="40"/>
-    <w:bookmarkStart w:id="41" w:name="case-conditional-expression"/>
+    <w:bookmarkEnd w:id="45"/>
+    <w:bookmarkStart w:id="46" w:name="case-conditional-expression"/>
     <w:p>
       <w:pPr>
         <w:pStyle w:val="Heading3"/>
@@ -9135,8 +10588,8 @@
         <w:t xml:space="preserve">).</w:t>
       </w:r>
     </w:p>
-    <w:bookmarkEnd w:id="41"/>
-    <w:bookmarkStart w:id="42" w:name="X359257e4b9c5228c657c8e39f97198ef2ecf150"/>
+    <w:bookmarkEnd w:id="46"/>
+    <w:bookmarkStart w:id="47" w:name="X359257e4b9c5228c657c8e39f97198ef2ecf150"/>
     <w:p>
       <w:pPr>
         <w:pStyle w:val="Heading3"/>
@@ -9384,8 +10837,8 @@
         <w:t xml:space="preserve">sort.)</w:t>
       </w:r>
     </w:p>
-    <w:bookmarkEnd w:id="42"/>
-    <w:bookmarkStart w:id="43" w:name="Xf1093b7c0e1329d6c64ba5c94b002eee262d53a"/>
+    <w:bookmarkEnd w:id="47"/>
+    <w:bookmarkStart w:id="48" w:name="Xf1093b7c0e1329d6c64ba5c94b002eee262d53a"/>
     <w:p>
       <w:pPr>
         <w:pStyle w:val="Heading3"/>
@@ -9896,9 +11349,423 @@
         <w:t xml:space="preserve">This is the modern, clean answer; the older way is a nested subquery (§4.15).</w:t>
       </w:r>
     </w:p>
-    <w:bookmarkEnd w:id="43"/>
-    <w:bookmarkEnd w:id="44"/>
-    <w:bookmarkStart w:id="48" w:name="constraints"/>
+    <w:p>
+      <w:pPr>
+        <w:pStyle w:val="FirstParagraph"/>
+      </w:pPr>
+      <w:r>
+        <w:rPr>
+          <w:b/>
+          <w:bCs/>
+        </w:rPr>
+        <w:t xml:space="preserve">Worked — ranking and a running total on the same data:</w:t>
+      </w:r>
+    </w:p>
+    <w:p>
+      <w:pPr>
+        <w:pStyle w:val="SourceCode"/>
+      </w:pPr>
+      <w:r>
+        <w:rPr>
+          <w:rStyle w:val="VerbatimChar"/>
+        </w:rPr>
+        <w:t xml:space="preserve">emp</w:t>
+      </w:r>
+      <w:r>
+        <w:br/>
+      </w:r>
+      <w:r>
+        <w:rPr>
+          <w:rStyle w:val="VerbatimChar"/>
+        </w:rPr>
+        <w:t xml:space="preserve">name | dept | sal</w:t>
+      </w:r>
+      <w:r>
+        <w:br/>
+      </w:r>
+      <w:r>
+        <w:rPr>
+          <w:rStyle w:val="VerbatimChar"/>
+        </w:rPr>
+        <w:t xml:space="preserve">A    | IT   | 90</w:t>
+      </w:r>
+      <w:r>
+        <w:br/>
+      </w:r>
+      <w:r>
+        <w:rPr>
+          <w:rStyle w:val="VerbatimChar"/>
+        </w:rPr>
+        <w:t xml:space="preserve">B    | IT   | 90       &lt;- tie with A</w:t>
+      </w:r>
+      <w:r>
+        <w:br/>
+      </w:r>
+      <w:r>
+        <w:rPr>
+          <w:rStyle w:val="VerbatimChar"/>
+        </w:rPr>
+        <w:t xml:space="preserve">C    | IT   | 70</w:t>
+      </w:r>
+      <w:r>
+        <w:br/>
+      </w:r>
+      <w:r>
+        <w:rPr>
+          <w:rStyle w:val="VerbatimChar"/>
+        </w:rPr>
+        <w:t xml:space="preserve">D    | HR   | 50</w:t>
+      </w:r>
+      <w:r>
+        <w:br/>
+      </w:r>
+      <w:r>
+        <w:br/>
+      </w:r>
+      <w:r>
+        <w:rPr>
+          <w:rStyle w:val="VerbatimChar"/>
+        </w:rPr>
+        <w:t xml:space="preserve">SELECT name, dept, sal,</w:t>
+      </w:r>
+      <w:r>
+        <w:br/>
+      </w:r>
+      <w:r>
+        <w:rPr>
+          <w:rStyle w:val="VerbatimChar"/>
+        </w:rPr>
+        <w:t xml:space="preserve">  ROW_NUMBER() OVER (PARTITION BY dept ORDER BY sal DESC) AS rn,</w:t>
+      </w:r>
+      <w:r>
+        <w:br/>
+      </w:r>
+      <w:r>
+        <w:rPr>
+          <w:rStyle w:val="VerbatimChar"/>
+        </w:rPr>
+        <w:t xml:space="preserve">  RANK()       OVER (PARTITION BY dept ORDER BY sal DESC) AS rnk,</w:t>
+      </w:r>
+      <w:r>
+        <w:br/>
+      </w:r>
+      <w:r>
+        <w:rPr>
+          <w:rStyle w:val="VerbatimChar"/>
+        </w:rPr>
+        <w:t xml:space="preserve">  DENSE_RANK() OVER (PARTITION BY dept ORDER BY sal DESC) AS drnk,</w:t>
+      </w:r>
+      <w:r>
+        <w:br/>
+      </w:r>
+      <w:r>
+        <w:rPr>
+          <w:rStyle w:val="VerbatimChar"/>
+        </w:rPr>
+        <w:t xml:space="preserve">  SUM(sal)     OVER (PARTITION BY dept ORDER BY sal DESC) AS running</w:t>
+      </w:r>
+      <w:r>
+        <w:br/>
+      </w:r>
+      <w:r>
+        <w:rPr>
+          <w:rStyle w:val="VerbatimChar"/>
+        </w:rPr>
+        <w:t xml:space="preserve">FROM emp;</w:t>
+      </w:r>
+      <w:r>
+        <w:br/>
+      </w:r>
+      <w:r>
+        <w:br/>
+      </w:r>
+      <w:r>
+        <w:rPr>
+          <w:rStyle w:val="VerbatimChar"/>
+        </w:rPr>
+        <w:t xml:space="preserve">Output:</w:t>
+      </w:r>
+      <w:r>
+        <w:br/>
+      </w:r>
+      <w:r>
+        <w:rPr>
+          <w:rStyle w:val="VerbatimChar"/>
+        </w:rPr>
+        <w:t xml:space="preserve"> name|dept|sal| rn |rnk|drnk|running</w:t>
+      </w:r>
+      <w:r>
+        <w:br/>
+      </w:r>
+      <w:r>
+        <w:rPr>
+          <w:rStyle w:val="VerbatimChar"/>
+        </w:rPr>
+        <w:t xml:space="preserve">  A  | IT | 90|  1 | 1 |  1 |  180   &lt;- 90+90 (both tied rows in this frame)</w:t>
+      </w:r>
+      <w:r>
+        <w:br/>
+      </w:r>
+      <w:r>
+        <w:rPr>
+          <w:rStyle w:val="VerbatimChar"/>
+        </w:rPr>
+        <w:t xml:space="preserve">  B  | IT | 90|  2 | 1 |  1 |  180</w:t>
+      </w:r>
+      <w:r>
+        <w:br/>
+      </w:r>
+      <w:r>
+        <w:rPr>
+          <w:rStyle w:val="VerbatimChar"/>
+        </w:rPr>
+        <w:t xml:space="preserve">  C  | IT | 70|  3 | 3 |  2 |  250   &lt;- 180+70</w:t>
+      </w:r>
+      <w:r>
+        <w:br/>
+      </w:r>
+      <w:r>
+        <w:rPr>
+          <w:rStyle w:val="VerbatimChar"/>
+        </w:rPr>
+        <w:t xml:space="preserve">  D  | HR | 50|  1 | 1 |  1 |   50   &lt;- HR partition restarts</w:t>
+      </w:r>
+    </w:p>
+    <w:p>
+      <w:pPr>
+        <w:pStyle w:val="Compact"/>
+        <w:numPr>
+          <w:ilvl w:val="0"/>
+          <w:numId w:val="1006"/>
+        </w:numPr>
+      </w:pPr>
+      <w:r>
+        <w:rPr>
+          <w:rStyle w:val="VerbatimChar"/>
+        </w:rPr>
+        <w:t xml:space="preserve">ROW_NUMBER</w:t>
+      </w:r>
+      <w:r>
+        <w:t xml:space="preserve"> </w:t>
+      </w:r>
+      <w:r>
+        <w:t xml:space="preserve">always gives distinct</w:t>
+      </w:r>
+      <w:r>
+        <w:t xml:space="preserve"> </w:t>
+      </w:r>
+      <w:r>
+        <w:rPr>
+          <w:rStyle w:val="VerbatimChar"/>
+        </w:rPr>
+        <w:t xml:space="preserve">1,2,3</w:t>
+      </w:r>
+      <w:r>
+        <w:t xml:space="preserve"> </w:t>
+      </w:r>
+      <w:r>
+        <w:t xml:space="preserve">(tie broken arbitrarily).</w:t>
+      </w:r>
+    </w:p>
+    <w:p>
+      <w:pPr>
+        <w:pStyle w:val="Compact"/>
+        <w:numPr>
+          <w:ilvl w:val="0"/>
+          <w:numId w:val="1006"/>
+        </w:numPr>
+      </w:pPr>
+      <w:r>
+        <w:rPr>
+          <w:rStyle w:val="VerbatimChar"/>
+        </w:rPr>
+        <w:t xml:space="preserve">RANK</w:t>
+      </w:r>
+      <w:r>
+        <w:t xml:space="preserve"> </w:t>
+      </w:r>
+      <w:r>
+        <w:t xml:space="preserve">gives</w:t>
+      </w:r>
+      <w:r>
+        <w:t xml:space="preserve"> </w:t>
+      </w:r>
+      <w:r>
+        <w:rPr>
+          <w:rStyle w:val="VerbatimChar"/>
+        </w:rPr>
+        <w:t xml:space="preserve">1,1,3</w:t>
+      </w:r>
+      <w:r>
+        <w:t xml:space="preserve"> </w:t>
+      </w:r>
+      <w:r>
+        <w:t xml:space="preserve">(ties share, then</w:t>
+      </w:r>
+      <w:r>
+        <w:t xml:space="preserve"> </w:t>
+      </w:r>
+      <w:r>
+        <w:rPr>
+          <w:b/>
+          <w:bCs/>
+        </w:rPr>
+        <w:t xml:space="preserve">skips</w:t>
+      </w:r>
+      <w:r>
+        <w:t xml:space="preserve">);</w:t>
+      </w:r>
+      <w:r>
+        <w:t xml:space="preserve"> </w:t>
+      </w:r>
+      <w:r>
+        <w:rPr>
+          <w:rStyle w:val="VerbatimChar"/>
+        </w:rPr>
+        <w:t xml:space="preserve">DENSE_RANK</w:t>
+      </w:r>
+      <w:r>
+        <w:t xml:space="preserve"> </w:t>
+      </w:r>
+      <w:r>
+        <w:t xml:space="preserve">gives</w:t>
+      </w:r>
+      <w:r>
+        <w:t xml:space="preserve"> </w:t>
+      </w:r>
+      <w:r>
+        <w:rPr>
+          <w:rStyle w:val="VerbatimChar"/>
+        </w:rPr>
+        <w:t xml:space="preserve">1,1,2</w:t>
+      </w:r>
+      <w:r>
+        <w:t xml:space="preserve"> </w:t>
+      </w:r>
+      <w:r>
+        <w:t xml:space="preserve">(ties share,</w:t>
+      </w:r>
+      <w:r>
+        <w:t xml:space="preserve"> </w:t>
+      </w:r>
+      <w:r>
+        <w:rPr>
+          <w:b/>
+          <w:bCs/>
+        </w:rPr>
+        <w:t xml:space="preserve">no skip</w:t>
+      </w:r>
+      <w:r>
+        <w:t xml:space="preserve">).</w:t>
+      </w:r>
+    </w:p>
+    <w:p>
+      <w:pPr>
+        <w:pStyle w:val="Compact"/>
+        <w:numPr>
+          <w:ilvl w:val="0"/>
+          <w:numId w:val="1006"/>
+        </w:numPr>
+      </w:pPr>
+      <w:r>
+        <w:rPr>
+          <w:rStyle w:val="VerbatimChar"/>
+        </w:rPr>
+        <w:t xml:space="preserve">SUM(...) OVER (... ORDER BY ...)</w:t>
+      </w:r>
+      <w:r>
+        <w:t xml:space="preserve"> </w:t>
+      </w:r>
+      <w:r>
+        <w:t xml:space="preserve">is a</w:t>
+      </w:r>
+      <w:r>
+        <w:t xml:space="preserve"> </w:t>
+      </w:r>
+      <w:r>
+        <w:rPr>
+          <w:b/>
+          <w:bCs/>
+        </w:rPr>
+        <w:t xml:space="preserve">running total</w:t>
+      </w:r>
+      <w:r>
+        <w:t xml:space="preserve"> </w:t>
+      </w:r>
+      <w:r>
+        <w:t xml:space="preserve">within each partition;</w:t>
+      </w:r>
+      <w:r>
+        <w:t xml:space="preserve"> </w:t>
+      </w:r>
+      <w:r>
+        <w:t xml:space="preserve">tied rows share the same cumulative value. Drop the</w:t>
+      </w:r>
+      <w:r>
+        <w:t xml:space="preserve"> </w:t>
+      </w:r>
+      <w:r>
+        <w:rPr>
+          <w:rStyle w:val="VerbatimChar"/>
+        </w:rPr>
+        <w:t xml:space="preserve">ORDER BY</w:t>
+      </w:r>
+      <w:r>
+        <w:t xml:space="preserve"> </w:t>
+      </w:r>
+      <w:r>
+        <w:t xml:space="preserve">inside</w:t>
+      </w:r>
+      <w:r>
+        <w:t xml:space="preserve"> </w:t>
+      </w:r>
+      <w:r>
+        <w:rPr>
+          <w:rStyle w:val="VerbatimChar"/>
+        </w:rPr>
+        <w:t xml:space="preserve">OVER</w:t>
+      </w:r>
+      <w:r>
+        <w:t xml:space="preserve"> </w:t>
+      </w:r>
+      <w:r>
+        <w:t xml:space="preserve">and</w:t>
+      </w:r>
+      <w:r>
+        <w:t xml:space="preserve"> </w:t>
+      </w:r>
+      <w:r>
+        <w:rPr>
+          <w:rStyle w:val="VerbatimChar"/>
+        </w:rPr>
+        <w:t xml:space="preserve">SUM</w:t>
+      </w:r>
+      <w:r>
+        <w:t xml:space="preserve"> </w:t>
+      </w:r>
+      <w:r>
+        <w:t xml:space="preserve">becomes a</w:t>
+      </w:r>
+      <w:r>
+        <w:t xml:space="preserve"> </w:t>
+      </w:r>
+      <w:r>
+        <w:rPr>
+          <w:b/>
+          <w:bCs/>
+        </w:rPr>
+        <w:t xml:space="preserve">whole-partition total</w:t>
+      </w:r>
+      <w:r>
+        <w:t xml:space="preserve"> </w:t>
+      </w:r>
+      <w:r>
+        <w:t xml:space="preserve">on every row instead.</w:t>
+      </w:r>
+    </w:p>
+    <w:bookmarkEnd w:id="48"/>
+    <w:bookmarkEnd w:id="49"/>
+    <w:bookmarkStart w:id="53" w:name="constraints"/>
     <w:p>
       <w:pPr>
         <w:pStyle w:val="Heading2"/>
@@ -9930,18 +11797,18 @@
           <wp:inline>
             <wp:extent cx="5334000" cy="3136766"/>
             <wp:effectExtent b="0" l="0" r="0" t="0"/>
-            <wp:docPr descr="SQL constraints: NOT NULL, UNIQUE, PRIMARY KEY (= UNIQUE + NOT NULL, one per table), FOREIGN KEY (references a PK), CHECK (condition), DEFAULT (fallback value)." title="" id="46" name="Picture"/>
+            <wp:docPr descr="SQL constraints: NOT NULL, UNIQUE, PRIMARY KEY (= UNIQUE + NOT NULL, one per table), FOREIGN KEY (references a PK), CHECK (condition), DEFAULT (fallback value)." title="" id="51" name="Picture"/>
             <a:graphic>
               <a:graphicData uri="http://schemas.openxmlformats.org/drawingml/2006/picture">
                 <pic:pic>
                   <pic:nvPicPr>
-                    <pic:cNvPr descr="images/41_constraints_sql.png" id="47" name="Picture"/>
+                    <pic:cNvPr descr="images/41_constraints_sql.png" id="52" name="Picture"/>
                     <pic:cNvPicPr>
                       <a:picLocks noChangeArrowheads="1" noChangeAspect="1"/>
                     </pic:cNvPicPr>
                   </pic:nvPicPr>
                   <pic:blipFill>
-                    <a:blip r:embed="rId45"/>
+                    <a:blip r:embed="rId50"/>
                     <a:stretch>
                       <a:fillRect/>
                     </a:stretch>
@@ -10318,8 +12185,8 @@
         </w:pict>
       </w:r>
     </w:p>
-    <w:bookmarkEnd w:id="48"/>
-    <w:bookmarkStart w:id="52" w:name="views"/>
+    <w:bookmarkEnd w:id="53"/>
+    <w:bookmarkStart w:id="57" w:name="views"/>
     <w:p>
       <w:pPr>
         <w:pStyle w:val="Heading2"/>
@@ -10337,18 +12204,18 @@
           <wp:inline>
             <wp:extent cx="5334000" cy="2919663"/>
             <wp:effectExtent b="0" l="0" r="0" t="0"/>
-            <wp:docPr descr="Views: a CREATE VIEW makes a virtual table from a query (e.g. hiding the ssn column); virtual views recompute each use, materialized views store the result on disk." title="" id="50" name="Picture"/>
+            <wp:docPr descr="Views: a CREATE VIEW makes a virtual table from a query (e.g. hiding the ssn column); virtual views recompute each use, materialized views store the result on disk." title="" id="55" name="Picture"/>
             <a:graphic>
               <a:graphicData uri="http://schemas.openxmlformats.org/drawingml/2006/picture">
                 <pic:pic>
                   <pic:nvPicPr>
-                    <pic:cNvPr descr="images/42_views.png" id="51" name="Picture"/>
+                    <pic:cNvPr descr="images/42_views.png" id="56" name="Picture"/>
                     <pic:cNvPicPr>
                       <a:picLocks noChangeArrowheads="1" noChangeAspect="1"/>
                     </pic:cNvPicPr>
                   </pic:nvPicPr>
                   <pic:blipFill>
-                    <a:blip r:embed="rId49"/>
+                    <a:blip r:embed="rId54"/>
                     <a:stretch>
                       <a:fillRect/>
                     </a:stretch>
@@ -10901,8 +12768,8 @@
         </w:pict>
       </w:r>
     </w:p>
-    <w:bookmarkEnd w:id="52"/>
-    <w:bookmarkStart w:id="56" w:name="indexes-triggers-procedures-overview"/>
+    <w:bookmarkEnd w:id="57"/>
+    <w:bookmarkStart w:id="61" w:name="indexes-triggers-procedures-overview"/>
     <w:p>
       <w:pPr>
         <w:pStyle w:val="Heading2"/>
@@ -11026,18 +12893,18 @@
           <wp:inline>
             <wp:extent cx="5334000" cy="2919663"/>
             <wp:effectExtent b="0" l="0" r="0" t="0"/>
-            <wp:docPr descr="Triggers: an event (INSERT/UPDATE/DELETE) at a timing (BEFORE/AFTER/INSTEAD OF) fires the trigger body — e.g. write an audit row; NEW/OLD hold the new and old row values." title="" id="54" name="Picture"/>
+            <wp:docPr descr="Triggers: an event (INSERT/UPDATE/DELETE) at a timing (BEFORE/AFTER/INSTEAD OF) fires the trigger body — e.g. write an audit row; NEW/OLD hold the new and old row values." title="" id="59" name="Picture"/>
             <a:graphic>
               <a:graphicData uri="http://schemas.openxmlformats.org/drawingml/2006/picture">
                 <pic:pic>
                   <pic:nvPicPr>
-                    <pic:cNvPr descr="images/44_triggers.png" id="55" name="Picture"/>
+                    <pic:cNvPr descr="images/44_triggers.png" id="60" name="Picture"/>
                     <pic:cNvPicPr>
                       <a:picLocks noChangeArrowheads="1" noChangeAspect="1"/>
                     </pic:cNvPicPr>
                   </pic:nvPicPr>
                   <pic:blipFill>
-                    <a:blip r:embed="rId53"/>
+                    <a:blip r:embed="rId58"/>
                     <a:stretch>
                       <a:fillRect/>
                     </a:stretch>
@@ -11262,7 +13129,7 @@
         <w:pStyle w:val="Compact"/>
         <w:numPr>
           <w:ilvl w:val="0"/>
-          <w:numId w:val="1006"/>
+          <w:numId w:val="1007"/>
         </w:numPr>
       </w:pPr>
       <w:r>
@@ -11293,243 +13160,6 @@
       </w:r>
       <w:r>
         <w:t xml:space="preserve">BEFORE / AFTER / INSTEAD OF.</w:t>
-      </w:r>
-    </w:p>
-    <w:p>
-      <w:pPr>
-        <w:pStyle w:val="Compact"/>
-        <w:numPr>
-          <w:ilvl w:val="0"/>
-          <w:numId w:val="1006"/>
-        </w:numPr>
-      </w:pPr>
-      <w:r>
-        <w:rPr>
-          <w:rStyle w:val="VerbatimChar"/>
-        </w:rPr>
-        <w:t xml:space="preserve">NEW</w:t>
-      </w:r>
-      <w:r>
-        <w:t xml:space="preserve">/</w:t>
-      </w:r>
-      <w:r>
-        <w:rPr>
-          <w:rStyle w:val="VerbatimChar"/>
-        </w:rPr>
-        <w:t xml:space="preserve">OLD</w:t>
-      </w:r>
-      <w:r>
-        <w:t xml:space="preserve"> </w:t>
-      </w:r>
-      <w:r>
-        <w:t xml:space="preserve">refer to the new and old row values.</w:t>
-      </w:r>
-    </w:p>
-    <w:p>
-      <w:pPr>
-        <w:pStyle w:val="Compact"/>
-        <w:numPr>
-          <w:ilvl w:val="0"/>
-          <w:numId w:val="1006"/>
-        </w:numPr>
-      </w:pPr>
-      <w:r>
-        <w:t xml:space="preserve">Uses:</w:t>
-      </w:r>
-      <w:r>
-        <w:t xml:space="preserve"> </w:t>
-      </w:r>
-      <w:r>
-        <w:rPr>
-          <w:b/>
-          <w:bCs/>
-        </w:rPr>
-        <w:t xml:space="preserve">audit logs</w:t>
-      </w:r>
-      <w:r>
-        <w:t xml:space="preserve">, complex validation, auto-maintaining derived columns.</w:t>
-      </w:r>
-    </w:p>
-    <w:p>
-      <w:pPr>
-        <w:pStyle w:val="FirstParagraph"/>
-      </w:pPr>
-      <w:r>
-        <w:rPr>
-          <w:b/>
-          <w:bCs/>
-        </w:rPr>
-        <w:t xml:space="preserve">Stored procedure</w:t>
-      </w:r>
-      <w:r>
-        <w:t xml:space="preserve"> </w:t>
-      </w:r>
-      <w:r>
-        <w:t xml:space="preserve">— a named block of SQL you</w:t>
-      </w:r>
-      <w:r>
-        <w:t xml:space="preserve"> </w:t>
-      </w:r>
-      <w:r>
-        <w:rPr>
-          <w:b/>
-          <w:bCs/>
-        </w:rPr>
-        <w:t xml:space="preserve">call explicitly</w:t>
-      </w:r>
-      <w:r>
-        <w:t xml:space="preserve"> </w:t>
-      </w:r>
-      <w:r>
-        <w:t xml:space="preserve">(</w:t>
-      </w:r>
-      <w:r>
-        <w:rPr>
-          <w:rStyle w:val="VerbatimChar"/>
-        </w:rPr>
-        <w:t xml:space="preserve">CALL my_proc(...)</w:t>
-      </w:r>
-      <w:r>
-        <w:t xml:space="preserve">).</w:t>
-      </w:r>
-    </w:p>
-    <w:p>
-      <w:pPr>
-        <w:pStyle w:val="BlockText"/>
-      </w:pPr>
-      <w:r>
-        <w:rPr>
-          <w:b/>
-          <w:bCs/>
-        </w:rPr>
-        <w:t xml:space="preserve">Trigger vs Stored Procedure (interview):</w:t>
-      </w:r>
-      <w:r>
-        <w:t xml:space="preserve"> </w:t>
-      </w:r>
-      <w:r>
-        <w:t xml:space="preserve">a</w:t>
-      </w:r>
-      <w:r>
-        <w:t xml:space="preserve"> </w:t>
-      </w:r>
-      <w:r>
-        <w:rPr>
-          <w:b/>
-          <w:bCs/>
-        </w:rPr>
-        <w:t xml:space="preserve">trigger</w:t>
-      </w:r>
-      <w:r>
-        <w:t xml:space="preserve"> </w:t>
-      </w:r>
-      <w:r>
-        <w:t xml:space="preserve">fires</w:t>
-      </w:r>
-      <w:r>
-        <w:t xml:space="preserve"> </w:t>
-      </w:r>
-      <w:r>
-        <w:rPr>
-          <w:b/>
-          <w:bCs/>
-        </w:rPr>
-        <w:t xml:space="preserve">automatically</w:t>
-      </w:r>
-      <w:r>
-        <w:t xml:space="preserve"> </w:t>
-      </w:r>
-      <w:r>
-        <w:t xml:space="preserve">on an event; a</w:t>
-      </w:r>
-      <w:r>
-        <w:t xml:space="preserve"> </w:t>
-      </w:r>
-      <w:r>
-        <w:rPr>
-          <w:b/>
-          <w:bCs/>
-        </w:rPr>
-        <w:t xml:space="preserve">stored procedure</w:t>
-      </w:r>
-      <w:r>
-        <w:t xml:space="preserve"> </w:t>
-      </w:r>
-      <w:r>
-        <w:t xml:space="preserve">runs only when you</w:t>
-      </w:r>
-      <w:r>
-        <w:t xml:space="preserve"> </w:t>
-      </w:r>
-      <w:r>
-        <w:rPr>
-          <w:b/>
-          <w:bCs/>
-        </w:rPr>
-        <w:t xml:space="preserve">call</w:t>
-      </w:r>
-      <w:r>
-        <w:t xml:space="preserve"> </w:t>
-      </w:r>
-      <w:r>
-        <w:t xml:space="preserve">it.</w:t>
-      </w:r>
-    </w:p>
-    <w:p>
-      <w:pPr>
-        <w:pStyle w:val="FirstParagraph"/>
-      </w:pPr>
-      <w:r>
-        <w:rPr>
-          <w:b/>
-          <w:bCs/>
-        </w:rPr>
-        <w:t xml:space="preserve">Cursor</w:t>
-      </w:r>
-      <w:r>
-        <w:t xml:space="preserve"> </w:t>
-      </w:r>
-      <w:r>
-        <w:t xml:space="preserve">— a mechanism to process a query result</w:t>
-      </w:r>
-      <w:r>
-        <w:t xml:space="preserve"> </w:t>
-      </w:r>
-      <w:r>
-        <w:rPr>
-          <w:b/>
-          <w:bCs/>
-        </w:rPr>
-        <w:t xml:space="preserve">row by row</w:t>
-      </w:r>
-      <w:r>
-        <w:t xml:space="preserve"> </w:t>
-      </w:r>
-      <w:r>
-        <w:t xml:space="preserve">(procedural).</w:t>
-      </w:r>
-      <w:r>
-        <w:t xml:space="preserve"> </w:t>
-      </w:r>
-      <w:r>
-        <w:t xml:space="preserve">Avoid when a set-based query works — cursors are slow.</w:t>
-      </w:r>
-    </w:p>
-    <w:p>
-      <w:r>
-        <w:pict>
-          <v:rect style="width:0;height:1.5pt" o:hralign="center" o:hrstd="t" o:hr="t"/>
-        </w:pict>
-      </w:r>
-    </w:p>
-    <w:bookmarkEnd w:id="56"/>
-    <w:bookmarkStart w:id="57" w:name="real-world-backend-perspectives"/>
-    <w:p>
-      <w:pPr>
-        <w:pStyle w:val="Heading2"/>
-      </w:pPr>
-      <w:r>
-        <w:t xml:space="preserve">4.12 Real-World &amp; Backend Perspectives</w:t>
       </w:r>
     </w:p>
     <w:p>
@@ -11543,37 +13173,23 @@
       <w:r>
         <w:rPr>
           <w:rStyle w:val="VerbatimChar"/>
-          <w:b/>
-          <w:bCs/>
-        </w:rPr>
-        <w:t xml:space="preserve">EXPLAIN</w:t>
-      </w:r>
-      <w:r>
-        <w:rPr>
-          <w:b/>
-          <w:bCs/>
-        </w:rPr>
+        </w:rPr>
+        <w:t xml:space="preserve">NEW</w:t>
+      </w:r>
+      <w:r>
         <w:t xml:space="preserve">/</w:t>
       </w:r>
       <w:r>
         <w:rPr>
           <w:rStyle w:val="VerbatimChar"/>
-          <w:b/>
-          <w:bCs/>
-        </w:rPr>
-        <w:t xml:space="preserve">EXPLAIN ANALYZE</w:t>
-      </w:r>
-      <w:r>
-        <w:t xml:space="preserve"> </w:t>
-      </w:r>
-      <w:r>
-        <w:t xml:space="preserve">shows the query plan (the algebra tree + chosen</w:t>
-      </w:r>
-      <w:r>
-        <w:t xml:space="preserve"> </w:t>
-      </w:r>
-      <w:r>
-        <w:t xml:space="preserve">joins/indexes). Reading it is the core skill of SQL performance tuning.</w:t>
+        </w:rPr>
+        <w:t xml:space="preserve">OLD</w:t>
+      </w:r>
+      <w:r>
+        <w:t xml:space="preserve"> </w:t>
+      </w:r>
+      <w:r>
+        <w:t xml:space="preserve">refer to the new and old row values.</w:t>
       </w:r>
     </w:p>
     <w:p>
@@ -11585,50 +13201,202 @@
         </w:numPr>
       </w:pPr>
       <w:r>
-        <w:rPr>
-          <w:b/>
-          <w:bCs/>
-        </w:rPr>
-        <w:t xml:space="preserve">The N+1 query problem:</w:t>
-      </w:r>
-      <w:r>
-        <w:t xml:space="preserve"> </w:t>
-      </w:r>
-      <w:r>
-        <w:t xml:space="preserve">running one query per row in a loop instead of a</w:t>
-      </w:r>
-      <w:r>
-        <w:t xml:space="preserve"> </w:t>
-      </w:r>
-      <w:r>
-        <w:t xml:space="preserve">single join — a top backend performance bug. Fix with a</w:t>
-      </w:r>
-      <w:r>
-        <w:t xml:space="preserve"> </w:t>
-      </w:r>
-      <w:r>
-        <w:rPr>
-          <w:rStyle w:val="VerbatimChar"/>
-        </w:rPr>
-        <w:t xml:space="preserve">JOIN</w:t>
-      </w:r>
-      <w:r>
-        <w:t xml:space="preserve"> </w:t>
-      </w:r>
-      <w:r>
-        <w:t xml:space="preserve">or</w:t>
-      </w:r>
-      <w:r>
-        <w:t xml:space="preserve"> </w:t>
-      </w:r>
-      <w:r>
-        <w:rPr>
-          <w:rStyle w:val="VerbatimChar"/>
-        </w:rPr>
-        <w:t xml:space="preserve">IN</w:t>
-      </w:r>
-      <w:r>
-        <w:t xml:space="preserve">.</w:t>
+        <w:t xml:space="preserve">Uses:</w:t>
+      </w:r>
+      <w:r>
+        <w:t xml:space="preserve"> </w:t>
+      </w:r>
+      <w:r>
+        <w:rPr>
+          <w:b/>
+          <w:bCs/>
+        </w:rPr>
+        <w:t xml:space="preserve">audit logs</w:t>
+      </w:r>
+      <w:r>
+        <w:t xml:space="preserve">, complex validation, auto-maintaining derived columns.</w:t>
+      </w:r>
+    </w:p>
+    <w:p>
+      <w:pPr>
+        <w:pStyle w:val="FirstParagraph"/>
+      </w:pPr>
+      <w:r>
+        <w:rPr>
+          <w:b/>
+          <w:bCs/>
+        </w:rPr>
+        <w:t xml:space="preserve">Stored procedure</w:t>
+      </w:r>
+      <w:r>
+        <w:t xml:space="preserve"> </w:t>
+      </w:r>
+      <w:r>
+        <w:t xml:space="preserve">— a named block of SQL you</w:t>
+      </w:r>
+      <w:r>
+        <w:t xml:space="preserve"> </w:t>
+      </w:r>
+      <w:r>
+        <w:rPr>
+          <w:b/>
+          <w:bCs/>
+        </w:rPr>
+        <w:t xml:space="preserve">call explicitly</w:t>
+      </w:r>
+      <w:r>
+        <w:t xml:space="preserve"> </w:t>
+      </w:r>
+      <w:r>
+        <w:t xml:space="preserve">(</w:t>
+      </w:r>
+      <w:r>
+        <w:rPr>
+          <w:rStyle w:val="VerbatimChar"/>
+        </w:rPr>
+        <w:t xml:space="preserve">CALL my_proc(...)</w:t>
+      </w:r>
+      <w:r>
+        <w:t xml:space="preserve">).</w:t>
+      </w:r>
+    </w:p>
+    <w:p>
+      <w:pPr>
+        <w:pStyle w:val="BlockText"/>
+      </w:pPr>
+      <w:r>
+        <w:rPr>
+          <w:b/>
+          <w:bCs/>
+        </w:rPr>
+        <w:t xml:space="preserve">Trigger vs Stored Procedure (interview):</w:t>
+      </w:r>
+      <w:r>
+        <w:t xml:space="preserve"> </w:t>
+      </w:r>
+      <w:r>
+        <w:t xml:space="preserve">a</w:t>
+      </w:r>
+      <w:r>
+        <w:t xml:space="preserve"> </w:t>
+      </w:r>
+      <w:r>
+        <w:rPr>
+          <w:b/>
+          <w:bCs/>
+        </w:rPr>
+        <w:t xml:space="preserve">trigger</w:t>
+      </w:r>
+      <w:r>
+        <w:t xml:space="preserve"> </w:t>
+      </w:r>
+      <w:r>
+        <w:t xml:space="preserve">fires</w:t>
+      </w:r>
+      <w:r>
+        <w:t xml:space="preserve"> </w:t>
+      </w:r>
+      <w:r>
+        <w:rPr>
+          <w:b/>
+          <w:bCs/>
+        </w:rPr>
+        <w:t xml:space="preserve">automatically</w:t>
+      </w:r>
+      <w:r>
+        <w:t xml:space="preserve"> </w:t>
+      </w:r>
+      <w:r>
+        <w:t xml:space="preserve">on an event; a</w:t>
+      </w:r>
+      <w:r>
+        <w:t xml:space="preserve"> </w:t>
+      </w:r>
+      <w:r>
+        <w:rPr>
+          <w:b/>
+          <w:bCs/>
+        </w:rPr>
+        <w:t xml:space="preserve">stored procedure</w:t>
+      </w:r>
+      <w:r>
+        <w:t xml:space="preserve"> </w:t>
+      </w:r>
+      <w:r>
+        <w:t xml:space="preserve">runs only when you</w:t>
+      </w:r>
+      <w:r>
+        <w:t xml:space="preserve"> </w:t>
+      </w:r>
+      <w:r>
+        <w:rPr>
+          <w:b/>
+          <w:bCs/>
+        </w:rPr>
+        <w:t xml:space="preserve">call</w:t>
+      </w:r>
+      <w:r>
+        <w:t xml:space="preserve"> </w:t>
+      </w:r>
+      <w:r>
+        <w:t xml:space="preserve">it.</w:t>
+      </w:r>
+    </w:p>
+    <w:p>
+      <w:pPr>
+        <w:pStyle w:val="FirstParagraph"/>
+      </w:pPr>
+      <w:r>
+        <w:rPr>
+          <w:b/>
+          <w:bCs/>
+        </w:rPr>
+        <w:t xml:space="preserve">Cursor</w:t>
+      </w:r>
+      <w:r>
+        <w:t xml:space="preserve"> </w:t>
+      </w:r>
+      <w:r>
+        <w:t xml:space="preserve">— a mechanism to process a query result</w:t>
+      </w:r>
+      <w:r>
+        <w:t xml:space="preserve"> </w:t>
+      </w:r>
+      <w:r>
+        <w:rPr>
+          <w:b/>
+          <w:bCs/>
+        </w:rPr>
+        <w:t xml:space="preserve">row by row</w:t>
+      </w:r>
+      <w:r>
+        <w:t xml:space="preserve"> </w:t>
+      </w:r>
+      <w:r>
+        <w:t xml:space="preserve">(procedural).</w:t>
+      </w:r>
+      <w:r>
+        <w:t xml:space="preserve"> </w:t>
+      </w:r>
+      <w:r>
+        <w:t xml:space="preserve">Avoid when a set-based query works — cursors are slow.</w:t>
+      </w:r>
+    </w:p>
+    <w:p>
+      <w:r>
+        <w:pict>
+          <v:rect style="width:0;height:1.5pt" o:hralign="center" o:hrstd="t" o:hr="t"/>
+        </w:pict>
+      </w:r>
+    </w:p>
+    <w:bookmarkEnd w:id="61"/>
+    <w:bookmarkStart w:id="62" w:name="real-world-backend-perspectives"/>
+    <w:p>
+      <w:pPr>
+        <w:pStyle w:val="Heading2"/>
+      </w:pPr>
+      <w:r>
+        <w:t xml:space="preserve">4.12 Real-World &amp; Backend Perspectives</w:t>
       </w:r>
     </w:p>
     <w:p>
@@ -11636,60 +13404,43 @@
         <w:pStyle w:val="Compact"/>
         <w:numPr>
           <w:ilvl w:val="0"/>
-          <w:numId w:val="1007"/>
+          <w:numId w:val="1008"/>
         </w:numPr>
       </w:pPr>
       <w:r>
         <w:rPr>
-          <w:b/>
-          <w:bCs/>
-        </w:rPr>
-        <w:t xml:space="preserve">Indexes</w:t>
-      </w:r>
-      <w:r>
-        <w:t xml:space="preserve"> </w:t>
-      </w:r>
-      <w:r>
-        <w:t xml:space="preserve">make</w:t>
-      </w:r>
-      <w:r>
-        <w:t xml:space="preserve"> </w:t>
-      </w:r>
-      <w:r>
-        <w:rPr>
-          <w:rStyle w:val="VerbatimChar"/>
-        </w:rPr>
-        <w:t xml:space="preserve">WHERE</w:t>
-      </w:r>
-      <w:r>
+          <w:rStyle w:val="VerbatimChar"/>
+          <w:b/>
+          <w:bCs/>
+        </w:rPr>
+        <w:t xml:space="preserve">EXPLAIN</w:t>
+      </w:r>
+      <w:r>
+        <w:rPr>
+          <w:b/>
+          <w:bCs/>
+        </w:rPr>
         <w:t xml:space="preserve">/</w:t>
       </w:r>
       <w:r>
         <w:rPr>
           <w:rStyle w:val="VerbatimChar"/>
-        </w:rPr>
-        <w:t xml:space="preserve">JOIN</w:t>
-      </w:r>
-      <w:r>
-        <w:t xml:space="preserve">/</w:t>
-      </w:r>
-      <w:r>
-        <w:rPr>
-          <w:rStyle w:val="VerbatimChar"/>
-        </w:rPr>
-        <w:t xml:space="preserve">ORDER BY</w:t>
-      </w:r>
-      <w:r>
-        <w:t xml:space="preserve"> </w:t>
-      </w:r>
-      <w:r>
-        <w:t xml:space="preserve">fast; the optimizer uses them</w:t>
-      </w:r>
-      <w:r>
-        <w:t xml:space="preserve"> </w:t>
-      </w:r>
-      <w:r>
-        <w:t xml:space="preserve">automatically. Over-indexing slows writes.</w:t>
+          <w:b/>
+          <w:bCs/>
+        </w:rPr>
+        <w:t xml:space="preserve">EXPLAIN ANALYZE</w:t>
+      </w:r>
+      <w:r>
+        <w:t xml:space="preserve"> </w:t>
+      </w:r>
+      <w:r>
+        <w:t xml:space="preserve">shows the query plan (the algebra tree + chosen</w:t>
+      </w:r>
+      <w:r>
+        <w:t xml:space="preserve"> </w:t>
+      </w:r>
+      <w:r>
+        <w:t xml:space="preserve">joins/indexes). Reading it is the core skill of SQL performance tuning.</w:t>
       </w:r>
     </w:p>
     <w:p>
@@ -11697,7 +13448,123 @@
         <w:pStyle w:val="Compact"/>
         <w:numPr>
           <w:ilvl w:val="0"/>
-          <w:numId w:val="1007"/>
+          <w:numId w:val="1008"/>
+        </w:numPr>
+      </w:pPr>
+      <w:r>
+        <w:rPr>
+          <w:b/>
+          <w:bCs/>
+        </w:rPr>
+        <w:t xml:space="preserve">The N+1 query problem:</w:t>
+      </w:r>
+      <w:r>
+        <w:t xml:space="preserve"> </w:t>
+      </w:r>
+      <w:r>
+        <w:t xml:space="preserve">running one query per row in a loop instead of a</w:t>
+      </w:r>
+      <w:r>
+        <w:t xml:space="preserve"> </w:t>
+      </w:r>
+      <w:r>
+        <w:t xml:space="preserve">single join — a top backend performance bug. Fix with a</w:t>
+      </w:r>
+      <w:r>
+        <w:t xml:space="preserve"> </w:t>
+      </w:r>
+      <w:r>
+        <w:rPr>
+          <w:rStyle w:val="VerbatimChar"/>
+        </w:rPr>
+        <w:t xml:space="preserve">JOIN</w:t>
+      </w:r>
+      <w:r>
+        <w:t xml:space="preserve"> </w:t>
+      </w:r>
+      <w:r>
+        <w:t xml:space="preserve">or</w:t>
+      </w:r>
+      <w:r>
+        <w:t xml:space="preserve"> </w:t>
+      </w:r>
+      <w:r>
+        <w:rPr>
+          <w:rStyle w:val="VerbatimChar"/>
+        </w:rPr>
+        <w:t xml:space="preserve">IN</w:t>
+      </w:r>
+      <w:r>
+        <w:t xml:space="preserve">.</w:t>
+      </w:r>
+    </w:p>
+    <w:p>
+      <w:pPr>
+        <w:pStyle w:val="Compact"/>
+        <w:numPr>
+          <w:ilvl w:val="0"/>
+          <w:numId w:val="1008"/>
+        </w:numPr>
+      </w:pPr>
+      <w:r>
+        <w:rPr>
+          <w:b/>
+          <w:bCs/>
+        </w:rPr>
+        <w:t xml:space="preserve">Indexes</w:t>
+      </w:r>
+      <w:r>
+        <w:t xml:space="preserve"> </w:t>
+      </w:r>
+      <w:r>
+        <w:t xml:space="preserve">make</w:t>
+      </w:r>
+      <w:r>
+        <w:t xml:space="preserve"> </w:t>
+      </w:r>
+      <w:r>
+        <w:rPr>
+          <w:rStyle w:val="VerbatimChar"/>
+        </w:rPr>
+        <w:t xml:space="preserve">WHERE</w:t>
+      </w:r>
+      <w:r>
+        <w:t xml:space="preserve">/</w:t>
+      </w:r>
+      <w:r>
+        <w:rPr>
+          <w:rStyle w:val="VerbatimChar"/>
+        </w:rPr>
+        <w:t xml:space="preserve">JOIN</w:t>
+      </w:r>
+      <w:r>
+        <w:t xml:space="preserve">/</w:t>
+      </w:r>
+      <w:r>
+        <w:rPr>
+          <w:rStyle w:val="VerbatimChar"/>
+        </w:rPr>
+        <w:t xml:space="preserve">ORDER BY</w:t>
+      </w:r>
+      <w:r>
+        <w:t xml:space="preserve"> </w:t>
+      </w:r>
+      <w:r>
+        <w:t xml:space="preserve">fast; the optimizer uses them</w:t>
+      </w:r>
+      <w:r>
+        <w:t xml:space="preserve"> </w:t>
+      </w:r>
+      <w:r>
+        <w:t xml:space="preserve">automatically. Over-indexing slows writes.</w:t>
+      </w:r>
+    </w:p>
+    <w:p>
+      <w:pPr>
+        <w:pStyle w:val="Compact"/>
+        <w:numPr>
+          <w:ilvl w:val="0"/>
+          <w:numId w:val="1008"/>
         </w:numPr>
       </w:pPr>
       <w:r>
@@ -11743,8 +13610,8 @@
         </w:pict>
       </w:r>
     </w:p>
-    <w:bookmarkEnd w:id="57"/>
-    <w:bookmarkStart w:id="58" w:name="tradeoffs-common-mistakes-edge-cases"/>
+    <w:bookmarkEnd w:id="62"/>
+    <w:bookmarkStart w:id="63" w:name="tradeoffs-common-mistakes-edge-cases"/>
     <w:p>
       <w:pPr>
         <w:pStyle w:val="Heading2"/>
@@ -12288,8 +14155,8 @@
         </w:pict>
       </w:r>
     </w:p>
-    <w:bookmarkEnd w:id="58"/>
-    <w:bookmarkStart w:id="59" w:name="security-sql-injection-must-know"/>
+    <w:bookmarkEnd w:id="63"/>
+    <w:bookmarkStart w:id="65" w:name="security-sql-injection-must-know"/>
     <w:p>
       <w:pPr>
         <w:pStyle w:val="Heading2"/>
@@ -12561,6 +14428,684 @@
       </w:r>
       <w:r>
         <w:t xml:space="preserve">interview topic.</w:t>
+      </w:r>
+    </w:p>
+    <w:bookmarkStart w:id="64" w:name="X1c0fc8266833d2383d124a9b9e2bd3dd39d48a0"/>
+    <w:p>
+      <w:pPr>
+        <w:pStyle w:val="Heading3"/>
+      </w:pPr>
+      <w:r>
+        <w:t xml:space="preserve">4.14A Parameterized queries — how they actually stop injection</w:t>
+      </w:r>
+    </w:p>
+    <w:p>
+      <w:pPr>
+        <w:pStyle w:val="FirstParagraph"/>
+      </w:pPr>
+      <w:r>
+        <w:t xml:space="preserve">The core idea:</w:t>
+      </w:r>
+      <w:r>
+        <w:t xml:space="preserve"> </w:t>
+      </w:r>
+      <w:r>
+        <w:rPr>
+          <w:b/>
+          <w:bCs/>
+        </w:rPr>
+        <w:t xml:space="preserve">send the SQL text and the user data over separate channels</w:t>
+      </w:r>
+      <w:r>
+        <w:t xml:space="preserve">, so</w:t>
+      </w:r>
+      <w:r>
+        <w:t xml:space="preserve"> </w:t>
+      </w:r>
+      <w:r>
+        <w:t xml:space="preserve">the input can never be</w:t>
+      </w:r>
+      <w:r>
+        <w:t xml:space="preserve"> </w:t>
+      </w:r>
+      <w:r>
+        <w:rPr>
+          <w:i/>
+          <w:iCs/>
+        </w:rPr>
+        <w:t xml:space="preserve">parsed as code</w:t>
+      </w:r>
+      <w:r>
+        <w:t xml:space="preserve">. The query is compiled (prepared) once with</w:t>
+      </w:r>
+      <w:r>
+        <w:t xml:space="preserve"> </w:t>
+      </w:r>
+      <w:r>
+        <w:rPr>
+          <w:rStyle w:val="VerbatimChar"/>
+        </w:rPr>
+        <w:t xml:space="preserve">?</w:t>
+      </w:r>
+      <w:r>
+        <w:t xml:space="preserve">/</w:t>
+      </w:r>
+      <w:r>
+        <w:rPr>
+          <w:rStyle w:val="VerbatimChar"/>
+        </w:rPr>
+        <w:t xml:space="preserve">$1</w:t>
+      </w:r>
+      <w:r>
+        <w:t xml:space="preserve"> </w:t>
+      </w:r>
+      <w:r>
+        <w:t xml:space="preserve">placeholders; the driver then binds each value as a pure data literal.</w:t>
+      </w:r>
+    </w:p>
+    <w:p>
+      <w:pPr>
+        <w:pStyle w:val="SourceCode"/>
+      </w:pPr>
+      <w:r>
+        <w:rPr>
+          <w:rStyle w:val="VerbatimChar"/>
+        </w:rPr>
+        <w:t xml:space="preserve">VULNERABLE (string-built):  the input becomes part of the SQL text -&gt; parsed as code</w:t>
+      </w:r>
+      <w:r>
+        <w:br/>
+      </w:r>
+      <w:r>
+        <w:rPr>
+          <w:rStyle w:val="VerbatimChar"/>
+        </w:rPr>
+        <w:t xml:space="preserve">  "... WHERE name = '" + input + "'"</w:t>
+      </w:r>
+      <w:r>
+        <w:br/>
+      </w:r>
+      <w:r>
+        <w:br/>
+      </w:r>
+      <w:r>
+        <w:rPr>
+          <w:rStyle w:val="VerbatimChar"/>
+        </w:rPr>
+        <w:t xml:space="preserve">SAFE (parameterized):       the ? is a data slot -&gt; input is never parsed as SQL</w:t>
+      </w:r>
+    </w:p>
+    <w:p>
+      <w:pPr>
+        <w:pStyle w:val="SourceCode"/>
+      </w:pPr>
+      <w:r>
+        <w:rPr>
+          <w:rStyle w:val="CommentTok"/>
+        </w:rPr>
+        <w:t xml:space="preserve">-- Prepared/parameterized (placeholders vary by driver: ?, $1, :name)</w:t>
+      </w:r>
+      <w:r>
+        <w:br/>
+      </w:r>
+      <w:r>
+        <w:rPr>
+          <w:rStyle w:val="KeywordTok"/>
+        </w:rPr>
+        <w:t xml:space="preserve">PREPARE</w:t>
+      </w:r>
+      <w:r>
+        <w:rPr>
+          <w:rStyle w:val="NormalTok"/>
+        </w:rPr>
+        <w:t xml:space="preserve"> q </w:t>
+      </w:r>
+      <w:r>
+        <w:rPr>
+          <w:rStyle w:val="KeywordTok"/>
+        </w:rPr>
+        <w:t xml:space="preserve">AS</w:t>
+      </w:r>
+      <w:r>
+        <w:rPr>
+          <w:rStyle w:val="NormalTok"/>
+        </w:rPr>
+        <w:t xml:space="preserve"> </w:t>
+      </w:r>
+      <w:r>
+        <w:rPr>
+          <w:rStyle w:val="KeywordTok"/>
+        </w:rPr>
+        <w:t xml:space="preserve">SELECT</w:t>
+      </w:r>
+      <w:r>
+        <w:rPr>
+          <w:rStyle w:val="NormalTok"/>
+        </w:rPr>
+        <w:t xml:space="preserve"> </w:t>
+      </w:r>
+      <w:r>
+        <w:rPr>
+          <w:rStyle w:val="OperatorTok"/>
+        </w:rPr>
+        <w:t xml:space="preserve">*</w:t>
+      </w:r>
+      <w:r>
+        <w:rPr>
+          <w:rStyle w:val="NormalTok"/>
+        </w:rPr>
+        <w:t xml:space="preserve"> </w:t>
+      </w:r>
+      <w:r>
+        <w:rPr>
+          <w:rStyle w:val="KeywordTok"/>
+        </w:rPr>
+        <w:t xml:space="preserve">FROM</w:t>
+      </w:r>
+      <w:r>
+        <w:rPr>
+          <w:rStyle w:val="NormalTok"/>
+        </w:rPr>
+        <w:t xml:space="preserve"> users </w:t>
+      </w:r>
+      <w:r>
+        <w:rPr>
+          <w:rStyle w:val="KeywordTok"/>
+        </w:rPr>
+        <w:t xml:space="preserve">WHERE</w:t>
+      </w:r>
+      <w:r>
+        <w:rPr>
+          <w:rStyle w:val="NormalTok"/>
+        </w:rPr>
+        <w:t xml:space="preserve"> name </w:t>
+      </w:r>
+      <w:r>
+        <w:rPr>
+          <w:rStyle w:val="OperatorTok"/>
+        </w:rPr>
+        <w:t xml:space="preserve">=</w:t>
+      </w:r>
+      <w:r>
+        <w:rPr>
+          <w:rStyle w:val="NormalTok"/>
+        </w:rPr>
+        <w:t xml:space="preserve"> $</w:t>
+      </w:r>
+      <w:r>
+        <w:rPr>
+          <w:rStyle w:val="DecValTok"/>
+        </w:rPr>
+        <w:t xml:space="preserve">1</w:t>
+      </w:r>
+      <w:r>
+        <w:rPr>
+          <w:rStyle w:val="NormalTok"/>
+        </w:rPr>
+        <w:t xml:space="preserve">;   </w:t>
+      </w:r>
+      <w:r>
+        <w:rPr>
+          <w:rStyle w:val="CommentTok"/>
+        </w:rPr>
+        <w:t xml:space="preserve">-- SQL fixed &amp; compiled first</w:t>
+      </w:r>
+      <w:r>
+        <w:br/>
+      </w:r>
+      <w:r>
+        <w:rPr>
+          <w:rStyle w:val="KeywordTok"/>
+        </w:rPr>
+        <w:t xml:space="preserve">EXECUTE</w:t>
+      </w:r>
+      <w:r>
+        <w:rPr>
+          <w:rStyle w:val="NormalTok"/>
+        </w:rPr>
+        <w:t xml:space="preserve"> q(</w:t>
+      </w:r>
+      <w:r>
+        <w:rPr>
+          <w:rStyle w:val="StringTok"/>
+        </w:rPr>
+        <w:t xml:space="preserve">'  </w:t>
+      </w:r>
+      <w:r>
+        <w:rPr>
+          <w:rStyle w:val="CharTok"/>
+        </w:rPr>
+        <w:t xml:space="preserve">''</w:t>
+      </w:r>
+      <w:r>
+        <w:rPr>
+          <w:rStyle w:val="StringTok"/>
+        </w:rPr>
+        <w:t xml:space="preserve"> OR </w:t>
+      </w:r>
+      <w:r>
+        <w:rPr>
+          <w:rStyle w:val="CharTok"/>
+        </w:rPr>
+        <w:t xml:space="preserve">''</w:t>
+      </w:r>
+      <w:r>
+        <w:rPr>
+          <w:rStyle w:val="StringTok"/>
+        </w:rPr>
+        <w:t xml:space="preserve">1</w:t>
+      </w:r>
+      <w:r>
+        <w:rPr>
+          <w:rStyle w:val="CharTok"/>
+        </w:rPr>
+        <w:t xml:space="preserve">''</w:t>
+      </w:r>
+      <w:r>
+        <w:rPr>
+          <w:rStyle w:val="StringTok"/>
+        </w:rPr>
+        <w:t xml:space="preserve">=</w:t>
+      </w:r>
+      <w:r>
+        <w:rPr>
+          <w:rStyle w:val="CharTok"/>
+        </w:rPr>
+        <w:t xml:space="preserve">''</w:t>
+      </w:r>
+      <w:r>
+        <w:rPr>
+          <w:rStyle w:val="StringTok"/>
+        </w:rPr>
+        <w:t xml:space="preserve">1  '</w:t>
+      </w:r>
+      <w:r>
+        <w:rPr>
+          <w:rStyle w:val="NormalTok"/>
+        </w:rPr>
+        <w:t xml:space="preserve">);   </w:t>
+      </w:r>
+      <w:r>
+        <w:rPr>
+          <w:rStyle w:val="CommentTok"/>
+        </w:rPr>
+        <w:t xml:space="preserve">-- the whole string is one literal value</w:t>
+      </w:r>
+      <w:r>
+        <w:br/>
+      </w:r>
+      <w:r>
+        <w:rPr>
+          <w:rStyle w:val="NormalTok"/>
+        </w:rPr>
+        <w:t xml:space="preserve">   </w:t>
+      </w:r>
+      <w:r>
+        <w:rPr>
+          <w:rStyle w:val="CommentTok"/>
+        </w:rPr>
+        <w:t xml:space="preserve">-- searches for a user literally named  ' OR '1'='1  -&gt; returns nobody</w:t>
+      </w:r>
+    </w:p>
+    <w:p>
+      <w:pPr>
+        <w:pStyle w:val="FirstParagraph"/>
+      </w:pPr>
+      <w:r>
+        <w:t xml:space="preserve">With a placeholder,</w:t>
+      </w:r>
+      <w:r>
+        <w:t xml:space="preserve"> </w:t>
+      </w:r>
+      <w:r>
+        <w:rPr>
+          <w:rStyle w:val="VerbatimChar"/>
+        </w:rPr>
+        <w:t xml:space="preserve">' OR '1'='1</w:t>
+      </w:r>
+      <w:r>
+        <w:t xml:space="preserve"> </w:t>
+      </w:r>
+      <w:r>
+        <w:t xml:space="preserve">is treated as</w:t>
+      </w:r>
+      <w:r>
+        <w:t xml:space="preserve"> </w:t>
+      </w:r>
+      <w:r>
+        <w:rPr>
+          <w:b/>
+          <w:bCs/>
+        </w:rPr>
+        <w:t xml:space="preserve">the value to compare</w:t>
+      </w:r>
+      <w:r>
+        <w:t xml:space="preserve">, not as</w:t>
+      </w:r>
+      <w:r>
+        <w:t xml:space="preserve"> </w:t>
+      </w:r>
+      <w:r>
+        <w:t xml:space="preserve">extra SQL — the</w:t>
+      </w:r>
+      <w:r>
+        <w:t xml:space="preserve"> </w:t>
+      </w:r>
+      <w:r>
+        <w:rPr>
+          <w:rStyle w:val="VerbatimChar"/>
+        </w:rPr>
+        <w:t xml:space="preserve">OR</w:t>
+      </w:r>
+      <w:r>
+        <w:t xml:space="preserve"> </w:t>
+      </w:r>
+      <w:r>
+        <w:t xml:space="preserve">never becomes an operator, so the attack collapses.</w:t>
+      </w:r>
+    </w:p>
+    <w:p>
+      <w:pPr>
+        <w:pStyle w:val="BodyText"/>
+      </w:pPr>
+      <w:r>
+        <w:rPr>
+          <w:b/>
+          <w:bCs/>
+        </w:rPr>
+        <w:t xml:space="preserve">Defense-in-depth (state these together in an interview):</w:t>
+      </w:r>
+    </w:p>
+    <w:tbl>
+      <w:tblPr>
+        <w:tblStyle w:val="Table"/>
+        <w:tblW w:type="pct" w:w="5000"/>
+        <w:tblLayout w:type="fixed"/>
+        <w:tblLook w:firstRow="1" w:lastRow="0" w:firstColumn="0" w:lastColumn="0" w:noHBand="0" w:noVBand="0" w:val="0020"/>
+      </w:tblPr>
+      <w:tblGrid>
+        <w:gridCol w:w="2640"/>
+        <w:gridCol w:w="5280"/>
+      </w:tblGrid>
+      <w:tr>
+        <w:trPr>
+          <w:tblHeader w:val="on"/>
+        </w:trPr>
+        <w:tc>
+          <w:tcPr/>
+          <w:p>
+            <w:pPr>
+              <w:pStyle w:val="Compact"/>
+            </w:pPr>
+            <w:r>
+              <w:t xml:space="preserve">Layer</w:t>
+            </w:r>
+          </w:p>
+        </w:tc>
+        <w:tc>
+          <w:tcPr/>
+          <w:p>
+            <w:pPr>
+              <w:pStyle w:val="Compact"/>
+            </w:pPr>
+            <w:r>
+              <w:t xml:space="preserve">What it does</w:t>
+            </w:r>
+          </w:p>
+        </w:tc>
+      </w:tr>
+      <w:tr>
+        <w:tc>
+          <w:tcPr/>
+          <w:p>
+            <w:pPr>
+              <w:pStyle w:val="Compact"/>
+            </w:pPr>
+            <w:r>
+              <w:rPr>
+                <w:b/>
+                <w:bCs/>
+              </w:rPr>
+              <w:t xml:space="preserve">Parameterized / prepared statements</w:t>
+            </w:r>
+          </w:p>
+        </w:tc>
+        <w:tc>
+          <w:tcPr/>
+          <w:p>
+            <w:pPr>
+              <w:pStyle w:val="Compact"/>
+            </w:pPr>
+            <w:r>
+              <w:t xml:space="preserve">the primary fix — data can’t become code</w:t>
+            </w:r>
+          </w:p>
+        </w:tc>
+      </w:tr>
+      <w:tr>
+        <w:tc>
+          <w:tcPr/>
+          <w:p>
+            <w:pPr>
+              <w:pStyle w:val="Compact"/>
+            </w:pPr>
+            <w:r>
+              <w:rPr>
+                <w:b/>
+                <w:bCs/>
+              </w:rPr>
+              <w:t xml:space="preserve">Stored procedures (with bound params)</w:t>
+            </w:r>
+          </w:p>
+        </w:tc>
+        <w:tc>
+          <w:tcPr/>
+          <w:p>
+            <w:pPr>
+              <w:pStyle w:val="Compact"/>
+            </w:pPr>
+            <w:r>
+              <w:t xml:space="preserve">same benefit</w:t>
+            </w:r>
+            <w:r>
+              <w:t xml:space="preserve"> </w:t>
+            </w:r>
+            <w:r>
+              <w:rPr>
+                <w:i/>
+                <w:iCs/>
+              </w:rPr>
+              <w:t xml:space="preserve">if</w:t>
+            </w:r>
+            <w:r>
+              <w:t xml:space="preserve"> </w:t>
+            </w:r>
+            <w:r>
+              <w:t xml:space="preserve">they don’t build dynamic SQL internally</w:t>
+            </w:r>
+          </w:p>
+        </w:tc>
+      </w:tr>
+      <w:tr>
+        <w:tc>
+          <w:tcPr/>
+          <w:p>
+            <w:pPr>
+              <w:pStyle w:val="Compact"/>
+            </w:pPr>
+            <w:r>
+              <w:rPr>
+                <w:b/>
+                <w:bCs/>
+              </w:rPr>
+              <w:t xml:space="preserve">Least-privilege DB account</w:t>
+            </w:r>
+          </w:p>
+        </w:tc>
+        <w:tc>
+          <w:tcPr/>
+          <w:p>
+            <w:pPr>
+              <w:pStyle w:val="Compact"/>
+            </w:pPr>
+            <w:r>
+              <w:t xml:space="preserve">a compromised query can’t</w:t>
+            </w:r>
+            <w:r>
+              <w:t xml:space="preserve"> </w:t>
+            </w:r>
+            <w:r>
+              <w:rPr>
+                <w:rStyle w:val="VerbatimChar"/>
+              </w:rPr>
+              <w:t xml:space="preserve">DROP</w:t>
+            </w:r>
+            <w:r>
+              <w:t xml:space="preserve">/read other tables</w:t>
+            </w:r>
+          </w:p>
+        </w:tc>
+      </w:tr>
+      <w:tr>
+        <w:tc>
+          <w:tcPr/>
+          <w:p>
+            <w:pPr>
+              <w:pStyle w:val="Compact"/>
+            </w:pPr>
+            <w:r>
+              <w:rPr>
+                <w:b/>
+                <w:bCs/>
+              </w:rPr>
+              <w:t xml:space="preserve">Input validation / allow-lists</w:t>
+            </w:r>
+          </w:p>
+        </w:tc>
+        <w:tc>
+          <w:tcPr/>
+          <w:p>
+            <w:pPr>
+              <w:pStyle w:val="Compact"/>
+            </w:pPr>
+            <w:r>
+              <w:t xml:space="preserve">reject obviously bad input early (defense in depth, not a substitute)</w:t>
+            </w:r>
+          </w:p>
+        </w:tc>
+      </w:tr>
+      <w:tr>
+        <w:tc>
+          <w:tcPr/>
+          <w:p>
+            <w:pPr>
+              <w:pStyle w:val="Compact"/>
+            </w:pPr>
+            <w:r>
+              <w:rPr>
+                <w:b/>
+                <w:bCs/>
+              </w:rPr>
+              <w:t xml:space="preserve">ORMs / query builders</w:t>
+            </w:r>
+          </w:p>
+        </w:tc>
+        <w:tc>
+          <w:tcPr/>
+          <w:p>
+            <w:pPr>
+              <w:pStyle w:val="Compact"/>
+            </w:pPr>
+            <w:r>
+              <w:t xml:space="preserve">parameterize by default — but raw-SQL escape hatches re-open the risk</w:t>
+            </w:r>
+          </w:p>
+        </w:tc>
+      </w:tr>
+    </w:tbl>
+    <w:p>
+      <w:pPr>
+        <w:pStyle w:val="BlockText"/>
+      </w:pPr>
+      <w:r>
+        <w:rPr>
+          <w:b/>
+          <w:bCs/>
+        </w:rPr>
+        <w:t xml:space="preserve">Interview trap:</w:t>
+      </w:r>
+      <w:r>
+        <w:t xml:space="preserve"> </w:t>
+      </w:r>
+      <w:r>
+        <w:t xml:space="preserve">“Isn’t</w:t>
+      </w:r>
+      <w:r>
+        <w:t xml:space="preserve"> </w:t>
+      </w:r>
+      <w:r>
+        <w:rPr>
+          <w:i/>
+          <w:iCs/>
+        </w:rPr>
+        <w:t xml:space="preserve">escaping</w:t>
+      </w:r>
+      <w:r>
+        <w:t xml:space="preserve"> </w:t>
+      </w:r>
+      <w:r>
+        <w:t xml:space="preserve">the input enough?”</w:t>
+      </w:r>
+      <w:r>
+        <w:t xml:space="preserve"> </w:t>
+      </w:r>
+      <w:r>
+        <w:t xml:space="preserve">— Escaping is fragile</w:t>
+      </w:r>
+      <w:r>
+        <w:t xml:space="preserve"> </w:t>
+      </w:r>
+      <w:r>
+        <w:t xml:space="preserve">(easy to miss a spot, charset edge cases).</w:t>
+      </w:r>
+      <w:r>
+        <w:t xml:space="preserve"> </w:t>
+      </w:r>
+      <w:r>
+        <w:rPr>
+          <w:b/>
+          <w:bCs/>
+        </w:rPr>
+        <w:t xml:space="preserve">Parameterized queries are the</w:t>
+      </w:r>
+      <w:r>
+        <w:rPr>
+          <w:b/>
+          <w:bCs/>
+        </w:rPr>
+        <w:t xml:space="preserve"> </w:t>
+      </w:r>
+      <w:r>
+        <w:rPr>
+          <w:b/>
+          <w:bCs/>
+        </w:rPr>
+        <w:t xml:space="preserve">correct, complete fix</w:t>
+      </w:r>
+      <w:r>
+        <w:t xml:space="preserve">; escaping is a fallback only where placeholders truly</w:t>
+      </w:r>
+      <w:r>
+        <w:t xml:space="preserve"> </w:t>
+      </w:r>
+      <w:r>
+        <w:t xml:space="preserve">can’t be used (e.g. a dynamic table/column name — which should then be checked</w:t>
+      </w:r>
+      <w:r>
+        <w:t xml:space="preserve"> </w:t>
+      </w:r>
+      <w:r>
+        <w:t xml:space="preserve">against an allow-list, never bound as a parameter).</w:t>
       </w:r>
     </w:p>
     <w:p>
@@ -12570,8 +15115,9 @@
         </w:pict>
       </w:r>
     </w:p>
-    <w:bookmarkEnd w:id="59"/>
-    <w:bookmarkStart w:id="60" w:name="exam-interview-coding-perspectives"/>
+    <w:bookmarkEnd w:id="64"/>
+    <w:bookmarkEnd w:id="65"/>
+    <w:bookmarkStart w:id="66" w:name="exam-interview-coding-perspectives"/>
     <w:p>
       <w:pPr>
         <w:pStyle w:val="Heading2"/>
@@ -12785,8 +15331,8 @@
         </w:pict>
       </w:r>
     </w:p>
-    <w:bookmarkEnd w:id="60"/>
-    <w:bookmarkStart w:id="61" w:name="concept-checks-mcqs"/>
+    <w:bookmarkEnd w:id="66"/>
+    <w:bookmarkStart w:id="67" w:name="concept-checks-mcqs"/>
     <w:p>
       <w:pPr>
         <w:pStyle w:val="Heading2"/>
@@ -12800,7 +15346,7 @@
         <w:pStyle w:val="Compact"/>
         <w:numPr>
           <w:ilvl w:val="0"/>
-          <w:numId w:val="1008"/>
+          <w:numId w:val="1009"/>
         </w:numPr>
       </w:pPr>
       <w:r>
@@ -12852,7 +15398,7 @@
         <w:pStyle w:val="Compact"/>
         <w:numPr>
           <w:ilvl w:val="0"/>
-          <w:numId w:val="1008"/>
+          <w:numId w:val="1009"/>
         </w:numPr>
       </w:pPr>
       <w:r>
@@ -12877,7 +15423,7 @@
         <w:pStyle w:val="Compact"/>
         <w:numPr>
           <w:ilvl w:val="0"/>
-          <w:numId w:val="1008"/>
+          <w:numId w:val="1009"/>
         </w:numPr>
       </w:pPr>
       <w:r>
@@ -12929,7 +15475,7 @@
         <w:pStyle w:val="Compact"/>
         <w:numPr>
           <w:ilvl w:val="0"/>
-          <w:numId w:val="1008"/>
+          <w:numId w:val="1009"/>
         </w:numPr>
       </w:pPr>
       <w:r>
@@ -12975,7 +15521,7 @@
         <w:pStyle w:val="Compact"/>
         <w:numPr>
           <w:ilvl w:val="0"/>
-          <w:numId w:val="1008"/>
+          <w:numId w:val="1009"/>
         </w:numPr>
       </w:pPr>
       <w:r>
@@ -13054,7 +15600,7 @@
         <w:pStyle w:val="Compact"/>
         <w:numPr>
           <w:ilvl w:val="0"/>
-          <w:numId w:val="1008"/>
+          <w:numId w:val="1009"/>
         </w:numPr>
       </w:pPr>
       <w:r>
@@ -13094,7 +15640,7 @@
         <w:pStyle w:val="Compact"/>
         <w:numPr>
           <w:ilvl w:val="0"/>
-          <w:numId w:val="1008"/>
+          <w:numId w:val="1009"/>
         </w:numPr>
       </w:pPr>
       <w:r>
@@ -13119,7 +15665,7 @@
         <w:pStyle w:val="Compact"/>
         <w:numPr>
           <w:ilvl w:val="0"/>
-          <w:numId w:val="1008"/>
+          <w:numId w:val="1009"/>
         </w:numPr>
       </w:pPr>
       <w:r>
@@ -13144,7 +15690,7 @@
         <w:pStyle w:val="Compact"/>
         <w:numPr>
           <w:ilvl w:val="0"/>
-          <w:numId w:val="1008"/>
+          <w:numId w:val="1009"/>
         </w:numPr>
       </w:pPr>
       <w:r>
@@ -13172,7 +15718,7 @@
         <w:pStyle w:val="Compact"/>
         <w:numPr>
           <w:ilvl w:val="0"/>
-          <w:numId w:val="1008"/>
+          <w:numId w:val="1009"/>
         </w:numPr>
       </w:pPr>
       <w:r>
@@ -13200,7 +15746,7 @@
         <w:pStyle w:val="Compact"/>
         <w:numPr>
           <w:ilvl w:val="0"/>
-          <w:numId w:val="1008"/>
+          <w:numId w:val="1009"/>
         </w:numPr>
       </w:pPr>
       <w:r>
@@ -13262,7 +15808,7 @@
         <w:pStyle w:val="Compact"/>
         <w:numPr>
           <w:ilvl w:val="0"/>
-          <w:numId w:val="1008"/>
+          <w:numId w:val="1009"/>
         </w:numPr>
       </w:pPr>
       <w:r>
@@ -13327,7 +15873,7 @@
         <w:pStyle w:val="Compact"/>
         <w:numPr>
           <w:ilvl w:val="0"/>
-          <w:numId w:val="1008"/>
+          <w:numId w:val="1009"/>
         </w:numPr>
       </w:pPr>
       <w:r>
@@ -13355,7 +15901,7 @@
         <w:pStyle w:val="Compact"/>
         <w:numPr>
           <w:ilvl w:val="0"/>
-          <w:numId w:val="1008"/>
+          <w:numId w:val="1009"/>
         </w:numPr>
       </w:pPr>
       <w:r>
@@ -13432,7 +15978,7 @@
         <w:pStyle w:val="Compact"/>
         <w:numPr>
           <w:ilvl w:val="0"/>
-          <w:numId w:val="1008"/>
+          <w:numId w:val="1009"/>
         </w:numPr>
       </w:pPr>
       <w:r>
@@ -13472,7 +16018,7 @@
         <w:pStyle w:val="Compact"/>
         <w:numPr>
           <w:ilvl w:val="0"/>
-          <w:numId w:val="1008"/>
+          <w:numId w:val="1009"/>
         </w:numPr>
       </w:pPr>
       <w:r>
@@ -13509,7 +16055,7 @@
         <w:pStyle w:val="Compact"/>
         <w:numPr>
           <w:ilvl w:val="0"/>
-          <w:numId w:val="1008"/>
+          <w:numId w:val="1009"/>
         </w:numPr>
       </w:pPr>
       <w:r>
@@ -13543,7 +16089,7 @@
         <w:pStyle w:val="Compact"/>
         <w:numPr>
           <w:ilvl w:val="0"/>
-          <w:numId w:val="1008"/>
+          <w:numId w:val="1009"/>
         </w:numPr>
       </w:pPr>
       <w:r>
@@ -13564,6 +16110,340 @@
       </w:r>
       <w:r>
         <w:t xml:space="preserve">(HAVING runs before SELECT).</w:t>
+      </w:r>
+    </w:p>
+    <w:p>
+      <w:pPr>
+        <w:pStyle w:val="Compact"/>
+        <w:numPr>
+          <w:ilvl w:val="0"/>
+          <w:numId w:val="1009"/>
+        </w:numPr>
+      </w:pPr>
+      <w:r>
+        <w:rPr>
+          <w:rStyle w:val="VerbatimChar"/>
+        </w:rPr>
+        <w:t xml:space="preserve">dno NOT IN (SELECT dno FROM dept)</w:t>
+      </w:r>
+      <w:r>
+        <w:t xml:space="preserve"> </w:t>
+      </w:r>
+      <w:r>
+        <w:t xml:space="preserve">returns no rows even for valid data. Why? → the subquery contains a</w:t>
+      </w:r>
+      <w:r>
+        <w:t xml:space="preserve"> </w:t>
+      </w:r>
+      <w:r>
+        <w:rPr>
+          <w:b/>
+          <w:bCs/>
+        </w:rPr>
+        <w:t xml:space="preserve">NULL</w:t>
+      </w:r>
+      <w:r>
+        <w:t xml:space="preserve">, so</w:t>
+      </w:r>
+      <w:r>
+        <w:t xml:space="preserve"> </w:t>
+      </w:r>
+      <w:r>
+        <w:rPr>
+          <w:rStyle w:val="VerbatimChar"/>
+        </w:rPr>
+        <w:t xml:space="preserve">NOT IN</w:t>
+      </w:r>
+      <w:r>
+        <w:t xml:space="preserve"> </w:t>
+      </w:r>
+      <w:r>
+        <w:t xml:space="preserve">yields</w:t>
+      </w:r>
+      <w:r>
+        <w:t xml:space="preserve"> </w:t>
+      </w:r>
+      <w:r>
+        <w:rPr>
+          <w:b/>
+          <w:bCs/>
+        </w:rPr>
+        <w:t xml:space="preserve">UNKNOWN</w:t>
+      </w:r>
+      <w:r>
+        <w:t xml:space="preserve"> </w:t>
+      </w:r>
+      <w:r>
+        <w:t xml:space="preserve">for every row; use</w:t>
+      </w:r>
+      <w:r>
+        <w:t xml:space="preserve"> </w:t>
+      </w:r>
+      <w:r>
+        <w:rPr>
+          <w:b/>
+          <w:bCs/>
+        </w:rPr>
+        <w:t xml:space="preserve">NOT EXISTS</w:t>
+      </w:r>
+      <w:r>
+        <w:t xml:space="preserve">.</w:t>
+      </w:r>
+    </w:p>
+    <w:p>
+      <w:pPr>
+        <w:pStyle w:val="Compact"/>
+        <w:numPr>
+          <w:ilvl w:val="0"/>
+          <w:numId w:val="1009"/>
+        </w:numPr>
+      </w:pPr>
+      <w:r>
+        <w:t xml:space="preserve">In</w:t>
+      </w:r>
+      <w:r>
+        <w:t xml:space="preserve"> </w:t>
+      </w:r>
+      <w:r>
+        <w:rPr>
+          <w:rStyle w:val="VerbatimChar"/>
+        </w:rPr>
+        <w:t xml:space="preserve">... WHERE sal &gt; (SELECT AVG(sal) FROM emp WHERE dno = e.dno)</w:t>
+      </w:r>
+      <w:r>
+        <w:t xml:space="preserve">, the subquery runs ___ →</w:t>
+      </w:r>
+      <w:r>
+        <w:t xml:space="preserve"> </w:t>
+      </w:r>
+      <w:r>
+        <w:rPr>
+          <w:b/>
+          <w:bCs/>
+        </w:rPr>
+        <w:t xml:space="preserve">once per outer row</w:t>
+      </w:r>
+      <w:r>
+        <w:t xml:space="preserve"> </w:t>
+      </w:r>
+      <w:r>
+        <w:t xml:space="preserve">(it’s</w:t>
+      </w:r>
+      <w:r>
+        <w:t xml:space="preserve"> </w:t>
+      </w:r>
+      <w:r>
+        <w:rPr>
+          <w:b/>
+          <w:bCs/>
+        </w:rPr>
+        <w:t xml:space="preserve">correlated</w:t>
+      </w:r>
+      <w:r>
+        <w:t xml:space="preserve"> </w:t>
+      </w:r>
+      <w:r>
+        <w:t xml:space="preserve">via</w:t>
+      </w:r>
+      <w:r>
+        <w:t xml:space="preserve"> </w:t>
+      </w:r>
+      <w:r>
+        <w:rPr>
+          <w:rStyle w:val="VerbatimChar"/>
+        </w:rPr>
+        <w:t xml:space="preserve">e.dno</w:t>
+      </w:r>
+      <w:r>
+        <w:t xml:space="preserve">).</w:t>
+      </w:r>
+    </w:p>
+    <w:p>
+      <w:pPr>
+        <w:pStyle w:val="Compact"/>
+        <w:numPr>
+          <w:ilvl w:val="0"/>
+          <w:numId w:val="1009"/>
+        </w:numPr>
+      </w:pPr>
+      <w:r>
+        <w:rPr>
+          <w:rStyle w:val="VerbatimChar"/>
+        </w:rPr>
+        <w:t xml:space="preserve">WHERE</w:t>
+      </w:r>
+      <w:r>
+        <w:t xml:space="preserve"> </w:t>
+      </w:r>
+      <w:r>
+        <w:t xml:space="preserve">removes rows ___ grouping;</w:t>
+      </w:r>
+      <w:r>
+        <w:t xml:space="preserve"> </w:t>
+      </w:r>
+      <w:r>
+        <w:rPr>
+          <w:rStyle w:val="VerbatimChar"/>
+        </w:rPr>
+        <w:t xml:space="preserve">HAVING</w:t>
+      </w:r>
+      <w:r>
+        <w:t xml:space="preserve"> </w:t>
+      </w:r>
+      <w:r>
+        <w:t xml:space="preserve">removes groups ___ grouping →</w:t>
+      </w:r>
+      <w:r>
+        <w:t xml:space="preserve"> </w:t>
+      </w:r>
+      <w:r>
+        <w:rPr>
+          <w:b/>
+          <w:bCs/>
+        </w:rPr>
+        <w:t xml:space="preserve">before</w:t>
+      </w:r>
+      <w:r>
+        <w:t xml:space="preserve"> </w:t>
+      </w:r>
+      <w:r>
+        <w:t xml:space="preserve">/</w:t>
+      </w:r>
+      <w:r>
+        <w:t xml:space="preserve"> </w:t>
+      </w:r>
+      <w:r>
+        <w:rPr>
+          <w:b/>
+          <w:bCs/>
+        </w:rPr>
+        <w:t xml:space="preserve">after</w:t>
+      </w:r>
+      <w:r>
+        <w:t xml:space="preserve">.</w:t>
+      </w:r>
+    </w:p>
+    <w:p>
+      <w:pPr>
+        <w:pStyle w:val="Compact"/>
+        <w:numPr>
+          <w:ilvl w:val="0"/>
+          <w:numId w:val="1009"/>
+        </w:numPr>
+      </w:pPr>
+      <w:r>
+        <w:rPr>
+          <w:rStyle w:val="VerbatimChar"/>
+        </w:rPr>
+        <w:t xml:space="preserve">SUM(sal) OVER (PARTITION BY dept ORDER BY sal)</w:t>
+      </w:r>
+      <w:r>
+        <w:t xml:space="preserve"> </w:t>
+      </w:r>
+      <w:r>
+        <w:t xml:space="preserve">computes a ___ →</w:t>
+      </w:r>
+      <w:r>
+        <w:t xml:space="preserve"> </w:t>
+      </w:r>
+      <w:r>
+        <w:rPr>
+          <w:b/>
+          <w:bCs/>
+        </w:rPr>
+        <w:t xml:space="preserve">running (cumulative) total</w:t>
+      </w:r>
+      <w:r>
+        <w:t xml:space="preserve"> </w:t>
+      </w:r>
+      <w:r>
+        <w:t xml:space="preserve">per department.</w:t>
+      </w:r>
+    </w:p>
+    <w:p>
+      <w:pPr>
+        <w:pStyle w:val="Compact"/>
+        <w:numPr>
+          <w:ilvl w:val="0"/>
+          <w:numId w:val="1009"/>
+        </w:numPr>
+      </w:pPr>
+      <w:r>
+        <w:t xml:space="preserve">The primary defense against SQL injection is ___ →</w:t>
+      </w:r>
+      <w:r>
+        <w:t xml:space="preserve"> </w:t>
+      </w:r>
+      <w:r>
+        <w:rPr>
+          <w:b/>
+          <w:bCs/>
+        </w:rPr>
+        <w:t xml:space="preserve">parameterized / prepared statements</w:t>
+      </w:r>
+      <w:r>
+        <w:t xml:space="preserve"> </w:t>
+      </w:r>
+      <w:r>
+        <w:t xml:space="preserve">(input sent as data, not code).</w:t>
+      </w:r>
+    </w:p>
+    <w:p>
+      <w:pPr>
+        <w:pStyle w:val="Compact"/>
+        <w:numPr>
+          <w:ilvl w:val="0"/>
+          <w:numId w:val="1009"/>
+        </w:numPr>
+      </w:pPr>
+      <w:r>
+        <w:t xml:space="preserve">For an aggregate over rows with NULLs,</w:t>
+      </w:r>
+      <w:r>
+        <w:t xml:space="preserve"> </w:t>
+      </w:r>
+      <w:r>
+        <w:rPr>
+          <w:rStyle w:val="VerbatimChar"/>
+        </w:rPr>
+        <w:t xml:space="preserve">AVG(sal)</w:t>
+      </w:r>
+      <w:r>
+        <w:t xml:space="preserve"> </w:t>
+      </w:r>
+      <w:r>
+        <w:t xml:space="preserve">divides</w:t>
+      </w:r>
+      <w:r>
+        <w:t xml:space="preserve"> </w:t>
+      </w:r>
+      <w:r>
+        <w:rPr>
+          <w:rStyle w:val="VerbatimChar"/>
+        </w:rPr>
+        <w:t xml:space="preserve">SUM(sal)</w:t>
+      </w:r>
+      <w:r>
+        <w:t xml:space="preserve"> </w:t>
+      </w:r>
+      <w:r>
+        <w:t xml:space="preserve">by ___ → the count of</w:t>
+      </w:r>
+      <w:r>
+        <w:t xml:space="preserve"> </w:t>
+      </w:r>
+      <w:r>
+        <w:rPr>
+          <w:b/>
+          <w:bCs/>
+        </w:rPr>
+        <w:t xml:space="preserve">non-NULL</w:t>
+      </w:r>
+      <w:r>
+        <w:t xml:space="preserve"> </w:t>
+      </w:r>
+      <w:r>
+        <w:t xml:space="preserve">sal values.</w:t>
       </w:r>
     </w:p>
     <w:p>
@@ -13800,8 +16680,8 @@
         </w:pict>
       </w:r>
     </w:p>
-    <w:bookmarkEnd w:id="61"/>
-    <w:bookmarkStart w:id="64" w:name="one-page-revision-sheet"/>
+    <w:bookmarkEnd w:id="67"/>
+    <w:bookmarkStart w:id="70" w:name="one-page-revision-sheet"/>
     <w:p>
       <w:pPr>
         <w:pStyle w:val="Heading2"/>
@@ -14115,7 +16995,7 @@
         <w:t xml:space="preserve">SECURITY: SQL injection -&gt; use PARAMETERIZED / PREPARED statements.</w:t>
       </w:r>
     </w:p>
-    <w:bookmarkStart w:id="62" w:name="flash-cards"/>
+    <w:bookmarkStart w:id="68" w:name="flash-cards"/>
     <w:p>
       <w:pPr>
         <w:pStyle w:val="Heading3"/>
@@ -14415,8 +17295,8 @@
         </w:tc>
       </w:tr>
     </w:tbl>
-    <w:bookmarkEnd w:id="62"/>
-    <w:bookmarkStart w:id="63" w:name="spaced-repetition"/>
+    <w:bookmarkEnd w:id="68"/>
+    <w:bookmarkStart w:id="69" w:name="spaced-repetition"/>
     <w:p>
       <w:pPr>
         <w:pStyle w:val="Heading3"/>
@@ -14430,7 +17310,7 @@
         <w:pStyle w:val="Compact"/>
         <w:numPr>
           <w:ilvl w:val="0"/>
-          <w:numId w:val="1009"/>
+          <w:numId w:val="1010"/>
         </w:numPr>
       </w:pPr>
       <w:r>
@@ -14452,7 +17332,7 @@
         <w:pStyle w:val="Compact"/>
         <w:numPr>
           <w:ilvl w:val="0"/>
-          <w:numId w:val="1009"/>
+          <w:numId w:val="1010"/>
         </w:numPr>
       </w:pPr>
       <w:r>
@@ -14474,7 +17354,7 @@
         <w:pStyle w:val="Compact"/>
         <w:numPr>
           <w:ilvl w:val="0"/>
-          <w:numId w:val="1009"/>
+          <w:numId w:val="1010"/>
         </w:numPr>
       </w:pPr>
       <w:r>
@@ -14543,9 +17423,9 @@
         </w:pict>
       </w:r>
     </w:p>
-    <w:bookmarkEnd w:id="63"/>
-    <w:bookmarkEnd w:id="64"/>
-    <w:bookmarkStart w:id="65" w:name="summary"/>
+    <w:bookmarkEnd w:id="69"/>
+    <w:bookmarkEnd w:id="70"/>
+    <w:bookmarkStart w:id="71" w:name="summary"/>
     <w:p>
       <w:pPr>
         <w:pStyle w:val="Heading2"/>
@@ -15003,8 +17883,8 @@
         <w:t xml:space="preserve">without notes.</w:t>
       </w:r>
     </w:p>
-    <w:bookmarkEnd w:id="65"/>
-    <w:bookmarkEnd w:id="66"/>
+    <w:bookmarkEnd w:id="71"/>
+    <w:bookmarkEnd w:id="72"/>
     <w:sectPr>
       <w:footnotePr>
         <w:numRestart w:val="eachSect"/>
@@ -15328,6 +18208,9 @@
     <w:abstractNumId w:val="991"/>
   </w:num>
   <w:num w:numId="1008">
+    <w:abstractNumId w:val="991"/>
+  </w:num>
+  <w:num w:numId="1009">
     <w:abstractNumId w:val="99411"/>
     <w:lvlOverride w:ilvl="0">
       <w:startOverride w:val="1"/>
@@ -15357,7 +18240,7 @@
       <w:startOverride w:val="1"/>
     </w:lvlOverride>
   </w:num>
-  <w:num w:numId="1009">
+  <w:num w:numId="1010">
     <w:abstractNumId w:val="991"/>
   </w:num>
 </w:numbering>

--- a/SITP/DBMS/Notes/M04_SQL.docx
+++ b/SITP/DBMS/Notes/M04_SQL.docx
@@ -18782,24 +18782,34 @@
   <w:style w:default="1" w:styleId="Table" w:type="table">
     <w:name w:val="Table"/>
     <w:basedOn w:val="TableNormal"/>
-    <w:semiHidden/>
-    <w:unhideWhenUsed/>
     <w:qFormat/>
     <w:tblPr>
       <w:tblInd w:type="dxa" w:w="0"/>
+      <w:tblBorders>
+        <w:top w:color="808080" w:space="0" w:sz="4" w:val="single"/>
+        <w:left w:color="808080" w:space="0" w:sz="4" w:val="single"/>
+        <w:bottom w:color="808080" w:space="0" w:sz="4" w:val="single"/>
+        <w:right w:color="808080" w:space="0" w:sz="4" w:val="single"/>
+        <w:insideH w:color="BFBFBF" w:space="0" w:sz="4" w:val="single"/>
+        <w:insideV w:color="BFBFBF" w:space="0" w:sz="4" w:val="single"/>
+      </w:tblBorders>
       <w:tblCellMar>
-        <w:top w:type="dxa" w:w="0"/>
+        <w:top w:type="dxa" w:w="40"/>
         <w:left w:type="dxa" w:w="108"/>
-        <w:bottom w:type="dxa" w:w="0"/>
+        <w:bottom w:type="dxa" w:w="40"/>
         <w:right w:type="dxa" w:w="108"/>
       </w:tblCellMar>
     </w:tblPr>
     <w:tblStylePr w:type="firstRow">
+      <w:rPr>
+        <w:b/>
+      </w:rPr>
       <w:tcPr>
+        <w:shd w:color="auto" w:fill="DDEBF7" w:val="clear"/>
         <w:tcBorders>
-          <w:bottom w:val="single"/>
+          <w:bottom w:color="1F4E78" w:space="0" w:sz="8" w:val="single"/>
         </w:tcBorders>
-        <w:vAlign w:val="bottom"/>
+        <w:vAlign w:val="center"/>
       </w:tcPr>
     </w:tblStylePr>
   </w:style>
